--- a/text.docx
+++ b/text.docx
@@ -62,7 +62,7 @@
     <w:p>
       <w:r>
         <w:pict>
-          <v:rect id="_x0000_i1027" style="width:0;height:1.5pt" o:hralign="center" o:hrstd="t" o:hr="t" fillcolor="#a0a0a0" stroked="f"/>
+          <v:rect id="_x0000_i1025" style="width:0;height:1.5pt" o:hralign="center" o:hrstd="t" o:hr="t" fillcolor="#a0a0a0" stroked="f"/>
         </w:pict>
       </w:r>
     </w:p>
@@ -160,7 +160,7 @@
     <w:p>
       <w:r>
         <w:pict>
-          <v:rect id="_x0000_i1028" style="width:0;height:1.5pt" o:hralign="center" o:hrstd="t" o:hr="t" fillcolor="#a0a0a0" stroked="f"/>
+          <v:rect id="_x0000_i1026" style="width:0;height:1.5pt" o:hralign="center" o:hrstd="t" o:hr="t" fillcolor="#a0a0a0" stroked="f"/>
         </w:pict>
       </w:r>
     </w:p>
@@ -293,7 +293,7 @@
     <w:p>
       <w:r>
         <w:pict>
-          <v:rect id="_x0000_i1029" style="width:0;height:1.5pt" o:hralign="center" o:hrstd="t" o:hr="t" fillcolor="#a0a0a0" stroked="f"/>
+          <v:rect id="_x0000_i1027" style="width:0;height:1.5pt" o:hralign="center" o:hrstd="t" o:hr="t" fillcolor="#a0a0a0" stroked="f"/>
         </w:pict>
       </w:r>
     </w:p>
@@ -316,6 +316,7 @@
     <w:p>
       <w:pPr>
         <w:pStyle w:val="HTMLPreformatted"/>
+        <w:ind w:firstLine="720"/>
       </w:pPr>
       <w:r>
         <w:t>php artisan serve</w:t>
@@ -324,9 +325,71 @@
     <w:p>
       <w:pPr>
         <w:pStyle w:val="NormalWeb"/>
-      </w:pPr>
-      <w:r>
+        <w:rPr>
+          <w:rFonts w:ascii="Courier New" w:hAnsi="Courier New" w:cs="Courier New"/>
+          <w:sz w:val="20"/>
+          <w:szCs w:val="20"/>
+        </w:rPr>
+      </w:pPr>
+      <w:r>
+        <w:rPr>
+          <w:rFonts w:ascii="Courier New" w:hAnsi="Courier New" w:cs="Courier New"/>
+          <w:sz w:val="20"/>
+          <w:szCs w:val="20"/>
+        </w:rPr>
         <w:lastRenderedPageBreak/>
+        <w:t>php artisan queue:work --queue=registration,default</w:t>
+      </w:r>
+    </w:p>
+    <w:p>
+      <w:pPr>
+        <w:pStyle w:val="NormalWeb"/>
+        <w:rPr>
+          <w:rFonts w:ascii="Courier New" w:hAnsi="Courier New" w:cs="Courier New"/>
+          <w:sz w:val="20"/>
+          <w:szCs w:val="20"/>
+        </w:rPr>
+      </w:pPr>
+      <w:r>
+        <w:rPr>
+          <w:rFonts w:ascii="Courier New" w:hAnsi="Courier New" w:cs="Courier New"/>
+          <w:sz w:val="20"/>
+          <w:szCs w:val="20"/>
+        </w:rPr>
+        <w:t xml:space="preserve">cd </w:t>
+      </w:r>
+      <w:r>
+        <w:rPr>
+          <w:rFonts w:ascii="Courier New" w:hAnsi="Courier New" w:cs="Courier New"/>
+          <w:sz w:val="20"/>
+          <w:szCs w:val="20"/>
+        </w:rPr>
+        <w:t>E:\Memurai</w:t>
+      </w:r>
+    </w:p>
+    <w:p>
+      <w:pPr>
+        <w:pStyle w:val="NormalWeb"/>
+        <w:rPr>
+          <w:rFonts w:ascii="Courier New" w:hAnsi="Courier New" w:cs="Courier New"/>
+          <w:sz w:val="20"/>
+          <w:szCs w:val="20"/>
+        </w:rPr>
+      </w:pPr>
+      <w:r>
+        <w:rPr>
+          <w:rFonts w:ascii="Courier New" w:hAnsi="Courier New" w:cs="Courier New"/>
+          <w:sz w:val="20"/>
+          <w:szCs w:val="20"/>
+        </w:rPr>
+        <w:t>memurai.exe --port 6379</w:t>
+      </w:r>
+    </w:p>
+    <w:p>
+      <w:pPr>
+        <w:pStyle w:val="NormalWeb"/>
+      </w:pPr>
+      <w:r>
         <w:t>Server sẽ chạy mặc định tại:</w:t>
       </w:r>
     </w:p>
@@ -334,14 +397,661 @@
       <w:pPr>
         <w:pStyle w:val="HTMLPreformatted"/>
       </w:pPr>
-      <w:r>
-        <w:t>http://127.0.0.1:8000</w:t>
-      </w:r>
+      <w:hyperlink r:id="rId6" w:history="1">
+        <w:r>
+          <w:rPr>
+            <w:rStyle w:val="Hyperlink"/>
+          </w:rPr>
+          <w:t>http://127.0.0.1:8000</w:t>
+        </w:r>
+      </w:hyperlink>
+    </w:p>
+    <w:p>
+      <w:pPr>
+        <w:pStyle w:val="HTMLPreformatted"/>
+      </w:pPr>
+    </w:p>
+    <w:p>
+      <w:pPr>
+        <w:pStyle w:val="HTMLPreformatted"/>
+      </w:pPr>
+    </w:p>
+    <w:p>
+      <w:pPr>
+        <w:pStyle w:val="HTMLPreformatted"/>
+      </w:pPr>
+      <w:r>
+        <w:t xml:space="preserve">Tự tắt đợt mở học phần </w:t>
+      </w:r>
+    </w:p>
+    <w:p>
+      <w:pPr>
+        <w:pStyle w:val="HTMLPreformatted"/>
+      </w:pPr>
+    </w:p>
+    <w:p>
+      <w:pPr>
+        <w:pStyle w:val="HTMLPreformatted"/>
+      </w:pPr>
+      <w:r>
+        <w:t>php artisan dotdangky:close-expired</w:t>
+      </w:r>
+    </w:p>
+    <w:p>
+      <w:pPr>
+        <w:pStyle w:val="HTMLPreformatted"/>
+      </w:pPr>
+    </w:p>
+    <w:p>
+      <w:pPr>
+        <w:spacing w:before="100" w:beforeAutospacing="1" w:after="100" w:afterAutospacing="1"/>
+        <w:rPr>
+          <w:rFonts w:eastAsia="Times New Roman" w:cs="Times New Roman"/>
+          <w:szCs w:val="24"/>
+        </w:rPr>
+      </w:pPr>
+      <w:r>
+        <w:rPr>
+          <w:rFonts w:eastAsia="Times New Roman" w:cs="Times New Roman"/>
+          <w:szCs w:val="24"/>
+        </w:rPr>
+        <w:t>Mở PowerShell hoặc CMD trong thư mục dự án:</w:t>
+      </w:r>
+    </w:p>
+    <w:p>
+      <w:pPr>
+        <w:rPr>
+          <w:rFonts w:eastAsia="Times New Roman" w:cs="Times New Roman"/>
+          <w:szCs w:val="24"/>
+        </w:rPr>
+      </w:pPr>
+      <w:r>
+        <w:rPr>
+          <w:rFonts w:eastAsia="Times New Roman" w:cs="Times New Roman"/>
+          <w:szCs w:val="24"/>
+        </w:rPr>
+        <w:t>text</w:t>
+      </w:r>
+    </w:p>
+    <w:p>
+      <w:pPr>
+        <w:shd w:val="clear" w:color="auto" w:fill="222222"/>
+        <w:tabs>
+          <w:tab w:val="left" w:pos="916"/>
+          <w:tab w:val="left" w:pos="1832"/>
+          <w:tab w:val="left" w:pos="2748"/>
+          <w:tab w:val="left" w:pos="3664"/>
+          <w:tab w:val="left" w:pos="4580"/>
+          <w:tab w:val="left" w:pos="5496"/>
+          <w:tab w:val="left" w:pos="6412"/>
+          <w:tab w:val="left" w:pos="7328"/>
+          <w:tab w:val="left" w:pos="8244"/>
+          <w:tab w:val="left" w:pos="9160"/>
+          <w:tab w:val="left" w:pos="10076"/>
+          <w:tab w:val="left" w:pos="10992"/>
+          <w:tab w:val="left" w:pos="11908"/>
+          <w:tab w:val="left" w:pos="12824"/>
+          <w:tab w:val="left" w:pos="13740"/>
+          <w:tab w:val="left" w:pos="14656"/>
+        </w:tabs>
+        <w:spacing w:line="360" w:lineRule="atLeast"/>
+        <w:rPr>
+          <w:rFonts w:ascii="Courier New" w:eastAsia="Times New Roman" w:hAnsi="Courier New" w:cs="Courier New"/>
+          <w:color w:val="E6E6E6"/>
+          <w:sz w:val="20"/>
+          <w:szCs w:val="20"/>
+        </w:rPr>
+      </w:pPr>
+      <w:r>
+        <w:rPr>
+          <w:rFonts w:ascii="Courier New" w:eastAsia="Times New Roman" w:hAnsi="Courier New" w:cs="Courier New"/>
+          <w:color w:val="E6E6E6"/>
+          <w:sz w:val="20"/>
+          <w:szCs w:val="20"/>
+        </w:rPr>
+        <w:t>cd E:\TruongHoc\BackEnd</w:t>
+      </w:r>
+    </w:p>
+    <w:p>
+      <w:pPr>
+        <w:spacing w:before="100" w:beforeAutospacing="1" w:after="100" w:afterAutospacing="1"/>
+        <w:rPr>
+          <w:rFonts w:eastAsia="Times New Roman" w:cs="Times New Roman"/>
+          <w:szCs w:val="24"/>
+        </w:rPr>
+      </w:pPr>
+      <w:r>
+        <w:rPr>
+          <w:rFonts w:eastAsia="Times New Roman" w:cs="Times New Roman"/>
+          <w:szCs w:val="24"/>
+        </w:rPr>
+        <w:t xml:space="preserve">Chạy lệnh này </w:t>
+      </w:r>
+      <w:r>
+        <w:rPr>
+          <w:rFonts w:eastAsia="Times New Roman" w:cs="Times New Roman"/>
+          <w:b/>
+          <w:bCs/>
+          <w:szCs w:val="24"/>
+        </w:rPr>
+        <w:t>và để cửa sổ mở</w:t>
+      </w:r>
+      <w:r>
+        <w:rPr>
+          <w:rFonts w:eastAsia="Times New Roman" w:cs="Times New Roman"/>
+          <w:szCs w:val="24"/>
+        </w:rPr>
+        <w:t>:</w:t>
+      </w:r>
+    </w:p>
+    <w:p>
+      <w:pPr>
+        <w:rPr>
+          <w:rFonts w:eastAsia="Times New Roman" w:cs="Times New Roman"/>
+          <w:szCs w:val="24"/>
+        </w:rPr>
+      </w:pPr>
+      <w:r>
+        <w:rPr>
+          <w:rFonts w:eastAsia="Times New Roman" w:cs="Times New Roman"/>
+          <w:szCs w:val="24"/>
+        </w:rPr>
+        <w:t>Bash</w:t>
+      </w:r>
+    </w:p>
+    <w:p>
+      <w:pPr>
+        <w:shd w:val="clear" w:color="auto" w:fill="222222"/>
+        <w:tabs>
+          <w:tab w:val="left" w:pos="916"/>
+          <w:tab w:val="left" w:pos="1832"/>
+          <w:tab w:val="left" w:pos="2748"/>
+          <w:tab w:val="left" w:pos="3664"/>
+          <w:tab w:val="left" w:pos="4580"/>
+          <w:tab w:val="left" w:pos="5496"/>
+          <w:tab w:val="left" w:pos="6412"/>
+          <w:tab w:val="left" w:pos="7328"/>
+          <w:tab w:val="left" w:pos="8244"/>
+          <w:tab w:val="left" w:pos="9160"/>
+          <w:tab w:val="left" w:pos="10076"/>
+          <w:tab w:val="left" w:pos="10992"/>
+          <w:tab w:val="left" w:pos="11908"/>
+          <w:tab w:val="left" w:pos="12824"/>
+          <w:tab w:val="left" w:pos="13740"/>
+          <w:tab w:val="left" w:pos="14656"/>
+        </w:tabs>
+        <w:spacing w:line="360" w:lineRule="atLeast"/>
+        <w:rPr>
+          <w:rFonts w:ascii="Courier New" w:eastAsia="Times New Roman" w:hAnsi="Courier New" w:cs="Courier New"/>
+          <w:color w:val="E6E6E6"/>
+          <w:sz w:val="20"/>
+          <w:szCs w:val="20"/>
+        </w:rPr>
+      </w:pPr>
+      <w:r>
+        <w:rPr>
+          <w:rFonts w:ascii="Courier New" w:eastAsia="Times New Roman" w:hAnsi="Courier New" w:cs="Courier New"/>
+          <w:color w:val="C586C0"/>
+          <w:sz w:val="20"/>
+          <w:szCs w:val="20"/>
+        </w:rPr>
+        <w:t>while</w:t>
+      </w:r>
+      <w:r>
+        <w:rPr>
+          <w:rFonts w:ascii="Courier New" w:eastAsia="Times New Roman" w:hAnsi="Courier New" w:cs="Courier New"/>
+          <w:color w:val="E6E6E6"/>
+          <w:sz w:val="20"/>
+          <w:szCs w:val="20"/>
+        </w:rPr>
+        <w:t xml:space="preserve"> (</w:t>
+      </w:r>
+      <w:r>
+        <w:rPr>
+          <w:rFonts w:ascii="Courier New" w:eastAsia="Times New Roman" w:hAnsi="Courier New" w:cs="Courier New"/>
+          <w:color w:val="9CDCFE"/>
+          <w:sz w:val="20"/>
+          <w:szCs w:val="20"/>
+        </w:rPr>
+        <w:t>$true</w:t>
+      </w:r>
+      <w:r>
+        <w:rPr>
+          <w:rFonts w:ascii="Courier New" w:eastAsia="Times New Roman" w:hAnsi="Courier New" w:cs="Courier New"/>
+          <w:color w:val="E6E6E6"/>
+          <w:sz w:val="20"/>
+          <w:szCs w:val="20"/>
+        </w:rPr>
+        <w:t xml:space="preserve">) { </w:t>
+      </w:r>
+      <w:r>
+        <w:rPr>
+          <w:rFonts w:ascii="Courier New" w:eastAsia="Times New Roman" w:hAnsi="Courier New" w:cs="Courier New"/>
+          <w:color w:val="DCDCAA"/>
+          <w:sz w:val="20"/>
+          <w:szCs w:val="20"/>
+        </w:rPr>
+        <w:t>php</w:t>
+      </w:r>
+      <w:r>
+        <w:rPr>
+          <w:rFonts w:ascii="Courier New" w:eastAsia="Times New Roman" w:hAnsi="Courier New" w:cs="Courier New"/>
+          <w:color w:val="CE9178"/>
+          <w:sz w:val="20"/>
+          <w:szCs w:val="20"/>
+        </w:rPr>
+        <w:t xml:space="preserve"> artisan schedule:run</w:t>
+      </w:r>
+      <w:r>
+        <w:rPr>
+          <w:rFonts w:ascii="Courier New" w:eastAsia="Times New Roman" w:hAnsi="Courier New" w:cs="Courier New"/>
+          <w:color w:val="E6E6E6"/>
+          <w:sz w:val="20"/>
+          <w:szCs w:val="20"/>
+        </w:rPr>
+        <w:t xml:space="preserve">; </w:t>
+      </w:r>
+      <w:r>
+        <w:rPr>
+          <w:rFonts w:ascii="Courier New" w:eastAsia="Times New Roman" w:hAnsi="Courier New" w:cs="Courier New"/>
+          <w:color w:val="DCDCAA"/>
+          <w:sz w:val="20"/>
+          <w:szCs w:val="20"/>
+        </w:rPr>
+        <w:t>Start-Sleep</w:t>
+      </w:r>
+      <w:r>
+        <w:rPr>
+          <w:rFonts w:ascii="Courier New" w:eastAsia="Times New Roman" w:hAnsi="Courier New" w:cs="Courier New"/>
+          <w:color w:val="CE9178"/>
+          <w:sz w:val="20"/>
+          <w:szCs w:val="20"/>
+        </w:rPr>
+        <w:t xml:space="preserve"> -Seconds</w:t>
+      </w:r>
+      <w:r>
+        <w:rPr>
+          <w:rFonts w:ascii="Courier New" w:eastAsia="Times New Roman" w:hAnsi="Courier New" w:cs="Courier New"/>
+          <w:color w:val="B5CEA8"/>
+          <w:sz w:val="20"/>
+          <w:szCs w:val="20"/>
+        </w:rPr>
+        <w:t xml:space="preserve"> 60</w:t>
+      </w:r>
+      <w:r>
+        <w:rPr>
+          <w:rFonts w:ascii="Courier New" w:eastAsia="Times New Roman" w:hAnsi="Courier New" w:cs="Courier New"/>
+          <w:color w:val="CE9178"/>
+          <w:sz w:val="20"/>
+          <w:szCs w:val="20"/>
+        </w:rPr>
+        <w:t xml:space="preserve"> }</w:t>
+      </w:r>
+    </w:p>
+    <w:p>
+      <w:pPr>
+        <w:numPr>
+          <w:ilvl w:val="0"/>
+          <w:numId w:val="43"/>
+        </w:numPr>
+        <w:spacing w:before="100" w:beforeAutospacing="1" w:after="100" w:afterAutospacing="1"/>
+        <w:rPr>
+          <w:rFonts w:eastAsia="Times New Roman" w:cs="Times New Roman"/>
+          <w:szCs w:val="24"/>
+        </w:rPr>
+      </w:pPr>
+      <w:r>
+        <w:rPr>
+          <w:rFonts w:eastAsia="Times New Roman" w:cs="Times New Roman"/>
+          <w:szCs w:val="24"/>
+        </w:rPr>
+        <w:t>Hoặc ngắn hơn (PowerShell):</w:t>
+      </w:r>
+    </w:p>
+    <w:p>
+      <w:pPr>
+        <w:spacing w:before="100" w:beforeAutospacing="1" w:after="100" w:afterAutospacing="1"/>
+        <w:ind w:left="720"/>
+        <w:rPr>
+          <w:rFonts w:eastAsia="Times New Roman" w:cs="Times New Roman"/>
+          <w:szCs w:val="24"/>
+        </w:rPr>
+      </w:pPr>
+      <w:r>
+        <w:rPr>
+          <w:rFonts w:eastAsia="Times New Roman" w:cs="Times New Roman"/>
+          <w:szCs w:val="24"/>
+        </w:rPr>
+        <w:t>PowerShell</w:t>
+      </w:r>
+    </w:p>
+    <w:p>
+      <w:pPr>
+        <w:shd w:val="clear" w:color="auto" w:fill="222222"/>
+        <w:tabs>
+          <w:tab w:val="left" w:pos="916"/>
+          <w:tab w:val="left" w:pos="1832"/>
+          <w:tab w:val="left" w:pos="2748"/>
+          <w:tab w:val="left" w:pos="3664"/>
+          <w:tab w:val="left" w:pos="4580"/>
+          <w:tab w:val="left" w:pos="5496"/>
+          <w:tab w:val="left" w:pos="6412"/>
+          <w:tab w:val="left" w:pos="7328"/>
+          <w:tab w:val="left" w:pos="8244"/>
+          <w:tab w:val="left" w:pos="9160"/>
+          <w:tab w:val="left" w:pos="10076"/>
+          <w:tab w:val="left" w:pos="10992"/>
+          <w:tab w:val="left" w:pos="11908"/>
+          <w:tab w:val="left" w:pos="12824"/>
+          <w:tab w:val="left" w:pos="13740"/>
+          <w:tab w:val="left" w:pos="14656"/>
+        </w:tabs>
+        <w:spacing w:line="360" w:lineRule="atLeast"/>
+        <w:ind w:left="720"/>
+        <w:rPr>
+          <w:rFonts w:ascii="Courier New" w:eastAsia="Times New Roman" w:hAnsi="Courier New" w:cs="Courier New"/>
+          <w:color w:val="E6E6E6"/>
+          <w:sz w:val="20"/>
+          <w:szCs w:val="20"/>
+        </w:rPr>
+      </w:pPr>
+      <w:r>
+        <w:rPr>
+          <w:rFonts w:ascii="Courier New" w:eastAsia="Times New Roman" w:hAnsi="Courier New" w:cs="Courier New"/>
+          <w:color w:val="C586C0"/>
+          <w:sz w:val="20"/>
+          <w:szCs w:val="20"/>
+        </w:rPr>
+        <w:t>while</w:t>
+      </w:r>
+      <w:r>
+        <w:rPr>
+          <w:rFonts w:ascii="Courier New" w:eastAsia="Times New Roman" w:hAnsi="Courier New" w:cs="Courier New"/>
+          <w:color w:val="E6E6E6"/>
+          <w:sz w:val="20"/>
+          <w:szCs w:val="20"/>
+        </w:rPr>
+        <w:t xml:space="preserve"> (</w:t>
+      </w:r>
+      <w:r>
+        <w:rPr>
+          <w:rFonts w:ascii="Courier New" w:eastAsia="Times New Roman" w:hAnsi="Courier New" w:cs="Courier New"/>
+          <w:color w:val="B5CEA8"/>
+          <w:sz w:val="20"/>
+          <w:szCs w:val="20"/>
+        </w:rPr>
+        <w:t>1</w:t>
+      </w:r>
+      <w:r>
+        <w:rPr>
+          <w:rFonts w:ascii="Courier New" w:eastAsia="Times New Roman" w:hAnsi="Courier New" w:cs="Courier New"/>
+          <w:color w:val="E6E6E6"/>
+          <w:sz w:val="20"/>
+          <w:szCs w:val="20"/>
+        </w:rPr>
+        <w:t xml:space="preserve">) { php artisan schedule:run; sleep </w:t>
+      </w:r>
+      <w:r>
+        <w:rPr>
+          <w:rFonts w:ascii="Courier New" w:eastAsia="Times New Roman" w:hAnsi="Courier New" w:cs="Courier New"/>
+          <w:color w:val="B5CEA8"/>
+          <w:sz w:val="20"/>
+          <w:szCs w:val="20"/>
+        </w:rPr>
+        <w:t>60</w:t>
+      </w:r>
+      <w:r>
+        <w:rPr>
+          <w:rFonts w:ascii="Courier New" w:eastAsia="Times New Roman" w:hAnsi="Courier New" w:cs="Courier New"/>
+          <w:color w:val="E6E6E6"/>
+          <w:sz w:val="20"/>
+          <w:szCs w:val="20"/>
+        </w:rPr>
+        <w:t xml:space="preserve"> }</w:t>
+      </w:r>
+    </w:p>
+    <w:p>
+      <w:pPr>
+        <w:numPr>
+          <w:ilvl w:val="0"/>
+          <w:numId w:val="43"/>
+        </w:numPr>
+        <w:spacing w:before="100" w:beforeAutospacing="1" w:after="100" w:afterAutospacing="1"/>
+        <w:rPr>
+          <w:rFonts w:eastAsia="Times New Roman" w:cs="Times New Roman"/>
+          <w:szCs w:val="24"/>
+        </w:rPr>
+      </w:pPr>
+      <w:r>
+        <w:rPr>
+          <w:rFonts w:eastAsia="Times New Roman" w:cs="Times New Roman"/>
+          <w:szCs w:val="24"/>
+        </w:rPr>
+        <w:t>Hoặc dùng CMD:</w:t>
+      </w:r>
+    </w:p>
+    <w:p>
+      <w:pPr>
+        <w:spacing w:before="100" w:beforeAutospacing="1" w:after="100" w:afterAutospacing="1"/>
+        <w:ind w:left="720"/>
+        <w:rPr>
+          <w:rFonts w:eastAsia="Times New Roman" w:cs="Times New Roman"/>
+          <w:szCs w:val="24"/>
+        </w:rPr>
+      </w:pPr>
+      <w:r>
+        <w:rPr>
+          <w:rFonts w:eastAsia="Times New Roman" w:cs="Times New Roman"/>
+          <w:szCs w:val="24"/>
+        </w:rPr>
+        <w:t>cmd</w:t>
+      </w:r>
+    </w:p>
+    <w:p>
+      <w:pPr>
+        <w:shd w:val="clear" w:color="auto" w:fill="222222"/>
+        <w:tabs>
+          <w:tab w:val="left" w:pos="916"/>
+          <w:tab w:val="left" w:pos="1832"/>
+          <w:tab w:val="left" w:pos="2748"/>
+          <w:tab w:val="left" w:pos="3664"/>
+          <w:tab w:val="left" w:pos="4580"/>
+          <w:tab w:val="left" w:pos="5496"/>
+          <w:tab w:val="left" w:pos="6412"/>
+          <w:tab w:val="left" w:pos="7328"/>
+          <w:tab w:val="left" w:pos="8244"/>
+          <w:tab w:val="left" w:pos="9160"/>
+          <w:tab w:val="left" w:pos="10076"/>
+          <w:tab w:val="left" w:pos="10992"/>
+          <w:tab w:val="left" w:pos="11908"/>
+          <w:tab w:val="left" w:pos="12824"/>
+          <w:tab w:val="left" w:pos="13740"/>
+          <w:tab w:val="left" w:pos="14656"/>
+        </w:tabs>
+        <w:spacing w:line="360" w:lineRule="atLeast"/>
+        <w:ind w:left="720"/>
+        <w:rPr>
+          <w:rFonts w:ascii="Courier New" w:eastAsia="Times New Roman" w:hAnsi="Courier New" w:cs="Courier New"/>
+          <w:color w:val="E6E6E6"/>
+          <w:sz w:val="20"/>
+          <w:szCs w:val="20"/>
+        </w:rPr>
+      </w:pPr>
+      <w:r>
+        <w:rPr>
+          <w:rFonts w:ascii="Courier New" w:eastAsia="Times New Roman" w:hAnsi="Courier New" w:cs="Courier New"/>
+          <w:color w:val="E6E6E6"/>
+          <w:sz w:val="20"/>
+          <w:szCs w:val="20"/>
+        </w:rPr>
+        <w:t>:</w:t>
+      </w:r>
+      <w:r>
+        <w:rPr>
+          <w:rFonts w:ascii="Courier New" w:eastAsia="Times New Roman" w:hAnsi="Courier New" w:cs="Courier New"/>
+          <w:color w:val="C586C0"/>
+          <w:sz w:val="20"/>
+          <w:szCs w:val="20"/>
+        </w:rPr>
+        <w:t>loop</w:t>
+      </w:r>
+    </w:p>
+    <w:p>
+      <w:pPr>
+        <w:shd w:val="clear" w:color="auto" w:fill="222222"/>
+        <w:tabs>
+          <w:tab w:val="left" w:pos="916"/>
+          <w:tab w:val="left" w:pos="1832"/>
+          <w:tab w:val="left" w:pos="2748"/>
+          <w:tab w:val="left" w:pos="3664"/>
+          <w:tab w:val="left" w:pos="4580"/>
+          <w:tab w:val="left" w:pos="5496"/>
+          <w:tab w:val="left" w:pos="6412"/>
+          <w:tab w:val="left" w:pos="7328"/>
+          <w:tab w:val="left" w:pos="8244"/>
+          <w:tab w:val="left" w:pos="9160"/>
+          <w:tab w:val="left" w:pos="10076"/>
+          <w:tab w:val="left" w:pos="10992"/>
+          <w:tab w:val="left" w:pos="11908"/>
+          <w:tab w:val="left" w:pos="12824"/>
+          <w:tab w:val="left" w:pos="13740"/>
+          <w:tab w:val="left" w:pos="14656"/>
+        </w:tabs>
+        <w:spacing w:line="360" w:lineRule="atLeast"/>
+        <w:ind w:left="720"/>
+        <w:rPr>
+          <w:rFonts w:ascii="Courier New" w:eastAsia="Times New Roman" w:hAnsi="Courier New" w:cs="Courier New"/>
+          <w:color w:val="E6E6E6"/>
+          <w:sz w:val="20"/>
+          <w:szCs w:val="20"/>
+        </w:rPr>
+      </w:pPr>
+      <w:r>
+        <w:rPr>
+          <w:rFonts w:ascii="Courier New" w:eastAsia="Times New Roman" w:hAnsi="Courier New" w:cs="Courier New"/>
+          <w:color w:val="E6E6E6"/>
+          <w:sz w:val="20"/>
+          <w:szCs w:val="20"/>
+        </w:rPr>
+        <w:t>php artisan schedule:run</w:t>
+      </w:r>
+    </w:p>
+    <w:p>
+      <w:pPr>
+        <w:shd w:val="clear" w:color="auto" w:fill="222222"/>
+        <w:tabs>
+          <w:tab w:val="left" w:pos="916"/>
+          <w:tab w:val="left" w:pos="1832"/>
+          <w:tab w:val="left" w:pos="2748"/>
+          <w:tab w:val="left" w:pos="3664"/>
+          <w:tab w:val="left" w:pos="4580"/>
+          <w:tab w:val="left" w:pos="5496"/>
+          <w:tab w:val="left" w:pos="6412"/>
+          <w:tab w:val="left" w:pos="7328"/>
+          <w:tab w:val="left" w:pos="8244"/>
+          <w:tab w:val="left" w:pos="9160"/>
+          <w:tab w:val="left" w:pos="10076"/>
+          <w:tab w:val="left" w:pos="10992"/>
+          <w:tab w:val="left" w:pos="11908"/>
+          <w:tab w:val="left" w:pos="12824"/>
+          <w:tab w:val="left" w:pos="13740"/>
+          <w:tab w:val="left" w:pos="14656"/>
+        </w:tabs>
+        <w:spacing w:line="360" w:lineRule="atLeast"/>
+        <w:ind w:left="720"/>
+        <w:rPr>
+          <w:rFonts w:ascii="Courier New" w:eastAsia="Times New Roman" w:hAnsi="Courier New" w:cs="Courier New"/>
+          <w:color w:val="E6E6E6"/>
+          <w:sz w:val="20"/>
+          <w:szCs w:val="20"/>
+        </w:rPr>
+      </w:pPr>
+      <w:r>
+        <w:rPr>
+          <w:rFonts w:ascii="Courier New" w:eastAsia="Times New Roman" w:hAnsi="Courier New" w:cs="Courier New"/>
+          <w:color w:val="E6E6E6"/>
+          <w:sz w:val="20"/>
+          <w:szCs w:val="20"/>
+        </w:rPr>
+        <w:t>timeout /</w:t>
+      </w:r>
+      <w:r>
+        <w:rPr>
+          <w:rFonts w:ascii="Courier New" w:eastAsia="Times New Roman" w:hAnsi="Courier New" w:cs="Courier New"/>
+          <w:color w:val="9CDCFE"/>
+          <w:sz w:val="20"/>
+          <w:szCs w:val="20"/>
+        </w:rPr>
+        <w:t>t</w:t>
+      </w:r>
+      <w:r>
+        <w:rPr>
+          <w:rFonts w:ascii="Courier New" w:eastAsia="Times New Roman" w:hAnsi="Courier New" w:cs="Courier New"/>
+          <w:color w:val="B5CEA8"/>
+          <w:sz w:val="20"/>
+          <w:szCs w:val="20"/>
+        </w:rPr>
+        <w:t xml:space="preserve"> 60</w:t>
+      </w:r>
+    </w:p>
+    <w:p>
+      <w:pPr>
+        <w:shd w:val="clear" w:color="auto" w:fill="222222"/>
+        <w:tabs>
+          <w:tab w:val="left" w:pos="916"/>
+          <w:tab w:val="left" w:pos="1832"/>
+          <w:tab w:val="left" w:pos="2748"/>
+          <w:tab w:val="left" w:pos="3664"/>
+          <w:tab w:val="left" w:pos="4580"/>
+          <w:tab w:val="left" w:pos="5496"/>
+          <w:tab w:val="left" w:pos="6412"/>
+          <w:tab w:val="left" w:pos="7328"/>
+          <w:tab w:val="left" w:pos="8244"/>
+          <w:tab w:val="left" w:pos="9160"/>
+          <w:tab w:val="left" w:pos="10076"/>
+          <w:tab w:val="left" w:pos="10992"/>
+          <w:tab w:val="left" w:pos="11908"/>
+          <w:tab w:val="left" w:pos="12824"/>
+          <w:tab w:val="left" w:pos="13740"/>
+          <w:tab w:val="left" w:pos="14656"/>
+        </w:tabs>
+        <w:spacing w:line="360" w:lineRule="atLeast"/>
+        <w:ind w:left="720"/>
+        <w:rPr>
+          <w:rFonts w:ascii="Courier New" w:eastAsia="Times New Roman" w:hAnsi="Courier New" w:cs="Courier New"/>
+          <w:color w:val="E6E6E6"/>
+          <w:sz w:val="20"/>
+          <w:szCs w:val="20"/>
+        </w:rPr>
+      </w:pPr>
+      <w:r>
+        <w:rPr>
+          <w:rFonts w:ascii="Courier New" w:eastAsia="Times New Roman" w:hAnsi="Courier New" w:cs="Courier New"/>
+          <w:color w:val="E6E6E6"/>
+          <w:sz w:val="20"/>
+          <w:szCs w:val="20"/>
+        </w:rPr>
+        <w:t xml:space="preserve">goto </w:t>
+      </w:r>
+      <w:r>
+        <w:rPr>
+          <w:rFonts w:ascii="Courier New" w:eastAsia="Times New Roman" w:hAnsi="Courier New" w:cs="Courier New"/>
+          <w:color w:val="C586C0"/>
+          <w:sz w:val="20"/>
+          <w:szCs w:val="20"/>
+        </w:rPr>
+        <w:t>loop</w:t>
+      </w:r>
+    </w:p>
+    <w:p>
+      <w:pPr>
+        <w:pStyle w:val="HTMLPreformatted"/>
+      </w:pPr>
     </w:p>
     <w:p>
       <w:r>
         <w:pict>
-          <v:rect id="_x0000_i1030" style="width:0;height:1.5pt" o:hralign="center" o:hrstd="t" o:hr="t" fillcolor="#a0a0a0" stroked="f"/>
+          <v:rect id="_x0000_i1028" style="width:0;height:1.5pt" o:hralign="center" o:hrstd="t" o:hr="t" fillcolor="#a0a0a0" stroked="f"/>
         </w:pict>
       </w:r>
     </w:p>
@@ -1090,18 +1800,7 @@
           <w:sz w:val="16"/>
           <w:szCs w:val="16"/>
         </w:rPr>
-        <w:t>│       (Chứa các lớp Middleware dùng để kiểm tr</w:t>
-      </w:r>
-      <w:bookmarkStart w:id="0" w:name="_GoBack"/>
-      <w:bookmarkEnd w:id="0"/>
-      <w:r>
-        <w:rPr>
-          <w:rFonts w:ascii="Courier New" w:eastAsia="Times New Roman" w:hAnsi="Courier New" w:cs="Courier New"/>
-          <w:color w:val="auto"/>
-          <w:sz w:val="16"/>
-          <w:szCs w:val="16"/>
-        </w:rPr>
-        <w:t>a quyền truy cập,</w:t>
+        <w:t>│       (Chứa các lớp Middleware dùng để kiểm tra quyền truy cập,</w:t>
       </w:r>
     </w:p>
     <w:p>
@@ -1769,7 +2468,7 @@
     <w:p>
       <w:r>
         <w:pict>
-          <v:rect id="_x0000_i1032" style="width:0;height:1.5pt" o:hralign="center" o:hrstd="t" o:hr="t" fillcolor="#a0a0a0" stroked="f"/>
+          <v:rect id="_x0000_i1029" style="width:0;height:1.5pt" o:hralign="center" o:hrstd="t" o:hr="t" fillcolor="#a0a0a0" stroked="f"/>
         </w:pict>
       </w:r>
     </w:p>
@@ -1892,7 +2591,7 @@
     <w:p>
       <w:r>
         <w:pict>
-          <v:rect id="_x0000_i1033" style="width:0;height:1.5pt" o:hralign="center" o:hrstd="t" o:hr="t" fillcolor="#a0a0a0" stroked="f"/>
+          <v:rect id="_x0000_i1030" style="width:0;height:1.5pt" o:hralign="center" o:hrstd="t" o:hr="t" fillcolor="#a0a0a0" stroked="f"/>
         </w:pict>
       </w:r>
     </w:p>
@@ -2320,7 +3019,7 @@
     <w:p>
       <w:r>
         <w:pict>
-          <v:rect id="_x0000_i1034" style="width:0;height:1.5pt" o:hralign="center" o:hrstd="t" o:hr="t" fillcolor="#a0a0a0" stroked="f"/>
+          <v:rect id="_x0000_i1031" style="width:0;height:1.5pt" o:hralign="center" o:hrstd="t" o:hr="t" fillcolor="#a0a0a0" stroked="f"/>
         </w:pict>
       </w:r>
     </w:p>
@@ -2556,7 +3255,7 @@
     <w:p>
       <w:r>
         <w:pict>
-          <v:rect id="_x0000_i1035" style="width:0;height:1.5pt" o:hralign="center" o:hrstd="t" o:hr="t" fillcolor="#a0a0a0" stroked="f"/>
+          <v:rect id="_x0000_i1032" style="width:0;height:1.5pt" o:hralign="center" o:hrstd="t" o:hr="t" fillcolor="#a0a0a0" stroked="f"/>
         </w:pict>
       </w:r>
     </w:p>
@@ -2808,8 +3507,14 @@
     <w:p>
       <w:pPr>
         <w:pStyle w:val="Heading3"/>
-      </w:pPr>
-      <w:r>
+        <w:rPr>
+          <w:color w:val="000000" w:themeColor="text1"/>
+        </w:rPr>
+      </w:pPr>
+      <w:r>
+        <w:rPr>
+          <w:color w:val="000000" w:themeColor="text1"/>
+        </w:rPr>
         <w:t>Quản lý môn học</w:t>
       </w:r>
     </w:p>
@@ -2864,8 +3569,14 @@
     <w:p>
       <w:pPr>
         <w:pStyle w:val="Heading3"/>
-      </w:pPr>
-      <w:r>
+        <w:rPr>
+          <w:color w:val="FF0000"/>
+        </w:rPr>
+      </w:pPr>
+      <w:r>
+        <w:rPr>
+          <w:color w:val="000000" w:themeColor="text1"/>
+        </w:rPr>
         <w:t>Quản lý lớp sinh hoạt</w:t>
       </w:r>
     </w:p>
@@ -2914,14 +3625,32 @@
         </w:numPr>
       </w:pPr>
       <w:r>
+        <w:t>Xem danh sách lớp tổng quát theo khoa theo khoá, danh sách sinh viên theo lớp</w:t>
+      </w:r>
+    </w:p>
+    <w:p>
+      <w:pPr>
+        <w:pStyle w:val="NormalWeb"/>
+        <w:numPr>
+          <w:ilvl w:val="0"/>
+          <w:numId w:val="36"/>
+        </w:numPr>
+      </w:pPr>
+      <w:r>
         <w:t>Xóa sinh viên khỏi lớp</w:t>
       </w:r>
     </w:p>
     <w:p>
       <w:pPr>
         <w:pStyle w:val="Heading3"/>
-      </w:pPr>
-      <w:r>
+        <w:rPr>
+          <w:color w:val="FF0000"/>
+        </w:rPr>
+      </w:pPr>
+      <w:r>
+        <w:rPr>
+          <w:color w:val="auto"/>
+        </w:rPr>
         <w:t>Quản lý tài khoản</w:t>
       </w:r>
     </w:p>
@@ -2946,7 +3675,7 @@
         </w:numPr>
       </w:pPr>
       <w:r>
-        <w:t>Phân quyền</w:t>
+        <w:t>Xem danh sách tài khoản sinh viên/ giảng viên/ admin</w:t>
       </w:r>
     </w:p>
     <w:p>
@@ -2958,7 +3687,7 @@
         </w:numPr>
       </w:pPr>
       <w:r>
-        <w:t>Khóa tài khoản</w:t>
+        <w:t>Phân quyền</w:t>
       </w:r>
     </w:p>
     <w:p>
@@ -2970,14 +3699,32 @@
         </w:numPr>
       </w:pPr>
       <w:r>
+        <w:t>Khóa tài khoản</w:t>
+      </w:r>
+    </w:p>
+    <w:p>
+      <w:pPr>
+        <w:pStyle w:val="NormalWeb"/>
+        <w:numPr>
+          <w:ilvl w:val="0"/>
+          <w:numId w:val="37"/>
+        </w:numPr>
+      </w:pPr>
+      <w:r>
         <w:t>Reset mật khẩu</w:t>
       </w:r>
     </w:p>
     <w:p>
       <w:pPr>
         <w:pStyle w:val="Heading3"/>
-      </w:pPr>
-      <w:r>
+        <w:rPr>
+          <w:color w:val="auto"/>
+        </w:rPr>
+      </w:pPr>
+      <w:r>
+        <w:rPr>
+          <w:color w:val="auto"/>
+        </w:rPr>
         <w:t>Quản lý điểm</w:t>
       </w:r>
     </w:p>
@@ -2990,7 +3737,7 @@
         </w:numPr>
       </w:pPr>
       <w:r>
-        <w:t>Nhập điểm quá trình</w:t>
+        <w:t>Xem điểm học tập, điểm rèn luyện theo lớp,lọc theo kì năm.</w:t>
       </w:r>
     </w:p>
     <w:p>
@@ -3002,7 +3749,7 @@
         </w:numPr>
       </w:pPr>
       <w:r>
-        <w:t>Nhập điểm thi</w:t>
+        <w:t>Nhập điểm quá trình</w:t>
       </w:r>
     </w:p>
     <w:p>
@@ -3014,7 +3761,7 @@
         </w:numPr>
       </w:pPr>
       <w:r>
-        <w:t>Nhập điểm rèn luyện</w:t>
+        <w:t>Nhập điểm thi</w:t>
       </w:r>
     </w:p>
     <w:p>
@@ -3026,7 +3773,7 @@
         </w:numPr>
       </w:pPr>
       <w:r>
-        <w:t>Sửa điểm</w:t>
+        <w:t>Nhập điểm rèn luyện</w:t>
       </w:r>
     </w:p>
     <w:p>
@@ -3038,30 +3785,7 @@
         </w:numPr>
       </w:pPr>
       <w:r>
-        <w:t>Khóa nhập điểm</w:t>
-      </w:r>
-    </w:p>
-    <w:p>
-      <w:r>
-        <w:pict>
-          <v:rect id="_x0000_i1036" style="width:0;height:1.5pt" o:hralign="center" o:hrstd="t" o:hr="t" fillcolor="#a0a0a0" stroked="f"/>
-        </w:pict>
-      </w:r>
-    </w:p>
-    <w:p>
-      <w:pPr>
-        <w:pStyle w:val="Heading1"/>
-      </w:pPr>
-      <w:r>
-        <w:t>11. Chức năng mở rộng</w:t>
-      </w:r>
-    </w:p>
-    <w:p>
-      <w:pPr>
-        <w:pStyle w:val="Heading2"/>
-      </w:pPr>
-      <w:r>
-        <w:t>Quản lý học phí</w:t>
+        <w:t>Sửa điểm</w:t>
       </w:r>
     </w:p>
     <w:p>
@@ -3069,60 +3793,33 @@
         <w:pStyle w:val="NormalWeb"/>
         <w:numPr>
           <w:ilvl w:val="0"/>
-          <w:numId w:val="39"/>
+          <w:numId w:val="38"/>
         </w:numPr>
       </w:pPr>
       <w:r>
-        <w:t>Tính học phí theo tín chỉ</w:t>
-      </w:r>
-    </w:p>
-    <w:p>
-      <w:pPr>
-        <w:pStyle w:val="NormalWeb"/>
-        <w:numPr>
-          <w:ilvl w:val="0"/>
-          <w:numId w:val="39"/>
-        </w:numPr>
-      </w:pPr>
-      <w:r>
-        <w:t>Xem công nợ học phí</w:t>
-      </w:r>
-    </w:p>
-    <w:p>
-      <w:pPr>
-        <w:pStyle w:val="NormalWeb"/>
-        <w:numPr>
-          <w:ilvl w:val="0"/>
-          <w:numId w:val="39"/>
-        </w:numPr>
-      </w:pPr>
-      <w:r>
-        <w:t>Cập nhật trạng thái thanh toán</w:t>
-      </w:r>
-    </w:p>
-    <w:p>
-      <w:pPr>
-        <w:pStyle w:val="NormalWeb"/>
-        <w:numPr>
-          <w:ilvl w:val="0"/>
-          <w:numId w:val="39"/>
-        </w:numPr>
-      </w:pPr>
-      <w:r>
-        <w:t>Chặn đăng ký nếu chưa đóng học phí</w:t>
+        <w:t>Khóa nhập điểm</w:t>
       </w:r>
     </w:p>
     <w:p>
       <w:r>
         <w:pict>
-          <v:rect id="_x0000_i1037" style="width:0;height:1.5pt" o:hralign="center" o:hrstd="t" o:hr="t" fillcolor="#a0a0a0" stroked="f"/>
+          <v:rect id="_x0000_i1033" style="width:0;height:1.5pt" o:hralign="center" o:hrstd="t" o:hr="t" fillcolor="#a0a0a0" stroked="f"/>
         </w:pict>
       </w:r>
     </w:p>
     <w:p>
       <w:pPr>
+        <w:pStyle w:val="Heading1"/>
+      </w:pPr>
+      <w:r>
+        <w:t>11. Chức năng mở rộng</w:t>
+      </w:r>
+    </w:p>
+    <w:p>
+      <w:pPr>
         <w:pStyle w:val="Heading2"/>
       </w:pPr>
+      <w:bookmarkStart w:id="0" w:name="_GoBack"/>
       <w:r>
         <w:t>Thống kê và báo cáo</w:t>
       </w:r>
@@ -3132,7 +3829,6 @@
         <w:pStyle w:val="NormalWeb"/>
       </w:pPr>
       <w:r>
-        <w:lastRenderedPageBreak/>
         <w:t>Hệ thống hỗ trợ:</w:t>
       </w:r>
     </w:p>
@@ -3196,10 +3892,12 @@
         <w:t>Xuất báo cáo Excel / PDF</w:t>
       </w:r>
     </w:p>
-    <w:p>
-      <w:r>
+    <w:bookmarkEnd w:id="0"/>
+    <w:p>
+      <w:r>
+        <w:lastRenderedPageBreak/>
         <w:pict>
-          <v:rect id="_x0000_i1038" style="width:0;height:1.5pt" o:hralign="center" o:hrstd="t" o:hr="t" fillcolor="#a0a0a0" stroked="f"/>
+          <v:rect id="_x0000_i1035" style="width:0;height:1.5pt" o:hralign="center" o:hrstd="t" o:hr="t" fillcolor="#a0a0a0" stroked="f"/>
         </w:pict>
       </w:r>
     </w:p>
@@ -3262,7 +3960,7 @@
     <w:p>
       <w:r>
         <w:pict>
-          <v:rect id="_x0000_i1039" style="width:0;height:1.5pt" o:hralign="center" o:hrstd="t" o:hr="t" fillcolor="#a0a0a0" stroked="f"/>
+          <v:rect id="_x0000_i1036" style="width:0;height:1.5pt" o:hralign="center" o:hrstd="t" o:hr="t" fillcolor="#a0a0a0" stroked="f"/>
         </w:pict>
       </w:r>
     </w:p>
@@ -4202,6 +4900,155 @@
     </w:lvl>
   </w:abstractNum>
   <w:abstractNum w:abstractNumId="6" w15:restartNumberingAfterBreak="0">
+    <w:nsid w:val="19877B27"/>
+    <w:multiLevelType w:val="multilevel"/>
+    <w:tmpl w:val="C3982F46"/>
+    <w:lvl w:ilvl="0">
+      <w:start w:val="1"/>
+      <w:numFmt w:val="bullet"/>
+      <w:lvlText w:val=""/>
+      <w:lvlJc w:val="left"/>
+      <w:pPr>
+        <w:tabs>
+          <w:tab w:val="num" w:pos="720"/>
+        </w:tabs>
+        <w:ind w:left="720" w:hanging="360"/>
+      </w:pPr>
+      <w:rPr>
+        <w:rFonts w:ascii="Symbol" w:hAnsi="Symbol" w:hint="default"/>
+        <w:sz w:val="20"/>
+      </w:rPr>
+    </w:lvl>
+    <w:lvl w:ilvl="1" w:tentative="1">
+      <w:start w:val="1"/>
+      <w:numFmt w:val="bullet"/>
+      <w:lvlText w:val="o"/>
+      <w:lvlJc w:val="left"/>
+      <w:pPr>
+        <w:tabs>
+          <w:tab w:val="num" w:pos="1440"/>
+        </w:tabs>
+        <w:ind w:left="1440" w:hanging="360"/>
+      </w:pPr>
+      <w:rPr>
+        <w:rFonts w:ascii="Courier New" w:hAnsi="Courier New" w:hint="default"/>
+        <w:sz w:val="20"/>
+      </w:rPr>
+    </w:lvl>
+    <w:lvl w:ilvl="2" w:tentative="1">
+      <w:start w:val="1"/>
+      <w:numFmt w:val="bullet"/>
+      <w:lvlText w:val=""/>
+      <w:lvlJc w:val="left"/>
+      <w:pPr>
+        <w:tabs>
+          <w:tab w:val="num" w:pos="2160"/>
+        </w:tabs>
+        <w:ind w:left="2160" w:hanging="360"/>
+      </w:pPr>
+      <w:rPr>
+        <w:rFonts w:ascii="Wingdings" w:hAnsi="Wingdings" w:hint="default"/>
+        <w:sz w:val="20"/>
+      </w:rPr>
+    </w:lvl>
+    <w:lvl w:ilvl="3" w:tentative="1">
+      <w:start w:val="1"/>
+      <w:numFmt w:val="bullet"/>
+      <w:lvlText w:val=""/>
+      <w:lvlJc w:val="left"/>
+      <w:pPr>
+        <w:tabs>
+          <w:tab w:val="num" w:pos="2880"/>
+        </w:tabs>
+        <w:ind w:left="2880" w:hanging="360"/>
+      </w:pPr>
+      <w:rPr>
+        <w:rFonts w:ascii="Wingdings" w:hAnsi="Wingdings" w:hint="default"/>
+        <w:sz w:val="20"/>
+      </w:rPr>
+    </w:lvl>
+    <w:lvl w:ilvl="4" w:tentative="1">
+      <w:start w:val="1"/>
+      <w:numFmt w:val="bullet"/>
+      <w:lvlText w:val=""/>
+      <w:lvlJc w:val="left"/>
+      <w:pPr>
+        <w:tabs>
+          <w:tab w:val="num" w:pos="3600"/>
+        </w:tabs>
+        <w:ind w:left="3600" w:hanging="360"/>
+      </w:pPr>
+      <w:rPr>
+        <w:rFonts w:ascii="Wingdings" w:hAnsi="Wingdings" w:hint="default"/>
+        <w:sz w:val="20"/>
+      </w:rPr>
+    </w:lvl>
+    <w:lvl w:ilvl="5" w:tentative="1">
+      <w:start w:val="1"/>
+      <w:numFmt w:val="bullet"/>
+      <w:lvlText w:val=""/>
+      <w:lvlJc w:val="left"/>
+      <w:pPr>
+        <w:tabs>
+          <w:tab w:val="num" w:pos="4320"/>
+        </w:tabs>
+        <w:ind w:left="4320" w:hanging="360"/>
+      </w:pPr>
+      <w:rPr>
+        <w:rFonts w:ascii="Wingdings" w:hAnsi="Wingdings" w:hint="default"/>
+        <w:sz w:val="20"/>
+      </w:rPr>
+    </w:lvl>
+    <w:lvl w:ilvl="6" w:tentative="1">
+      <w:start w:val="1"/>
+      <w:numFmt w:val="bullet"/>
+      <w:lvlText w:val=""/>
+      <w:lvlJc w:val="left"/>
+      <w:pPr>
+        <w:tabs>
+          <w:tab w:val="num" w:pos="5040"/>
+        </w:tabs>
+        <w:ind w:left="5040" w:hanging="360"/>
+      </w:pPr>
+      <w:rPr>
+        <w:rFonts w:ascii="Wingdings" w:hAnsi="Wingdings" w:hint="default"/>
+        <w:sz w:val="20"/>
+      </w:rPr>
+    </w:lvl>
+    <w:lvl w:ilvl="7" w:tentative="1">
+      <w:start w:val="1"/>
+      <w:numFmt w:val="bullet"/>
+      <w:lvlText w:val=""/>
+      <w:lvlJc w:val="left"/>
+      <w:pPr>
+        <w:tabs>
+          <w:tab w:val="num" w:pos="5760"/>
+        </w:tabs>
+        <w:ind w:left="5760" w:hanging="360"/>
+      </w:pPr>
+      <w:rPr>
+        <w:rFonts w:ascii="Wingdings" w:hAnsi="Wingdings" w:hint="default"/>
+        <w:sz w:val="20"/>
+      </w:rPr>
+    </w:lvl>
+    <w:lvl w:ilvl="8" w:tentative="1">
+      <w:start w:val="1"/>
+      <w:numFmt w:val="bullet"/>
+      <w:lvlText w:val=""/>
+      <w:lvlJc w:val="left"/>
+      <w:pPr>
+        <w:tabs>
+          <w:tab w:val="num" w:pos="6480"/>
+        </w:tabs>
+        <w:ind w:left="6480" w:hanging="360"/>
+      </w:pPr>
+      <w:rPr>
+        <w:rFonts w:ascii="Wingdings" w:hAnsi="Wingdings" w:hint="default"/>
+        <w:sz w:val="20"/>
+      </w:rPr>
+    </w:lvl>
+  </w:abstractNum>
+  <w:abstractNum w:abstractNumId="7" w15:restartNumberingAfterBreak="0">
     <w:nsid w:val="1E00163F"/>
     <w:multiLevelType w:val="multilevel"/>
     <w:tmpl w:val="44E688BC"/>
@@ -4318,7 +5165,7 @@
       </w:pPr>
     </w:lvl>
   </w:abstractNum>
-  <w:abstractNum w:abstractNumId="7" w15:restartNumberingAfterBreak="0">
+  <w:abstractNum w:abstractNumId="8" w15:restartNumberingAfterBreak="0">
     <w:nsid w:val="1E9D32FA"/>
     <w:multiLevelType w:val="multilevel"/>
     <w:tmpl w:val="D6844650"/>
@@ -4431,7 +5278,7 @@
       </w:pPr>
     </w:lvl>
   </w:abstractNum>
-  <w:abstractNum w:abstractNumId="8" w15:restartNumberingAfterBreak="0">
+  <w:abstractNum w:abstractNumId="9" w15:restartNumberingAfterBreak="0">
     <w:nsid w:val="20DF4A99"/>
     <w:multiLevelType w:val="multilevel"/>
     <w:tmpl w:val="2AB48AF0"/>
@@ -4580,7 +5427,7 @@
       </w:rPr>
     </w:lvl>
   </w:abstractNum>
-  <w:abstractNum w:abstractNumId="9" w15:restartNumberingAfterBreak="0">
+  <w:abstractNum w:abstractNumId="10" w15:restartNumberingAfterBreak="0">
     <w:nsid w:val="212F4A50"/>
     <w:multiLevelType w:val="multilevel"/>
     <w:tmpl w:val="2DEAC6DA"/>
@@ -4729,7 +5576,7 @@
       </w:rPr>
     </w:lvl>
   </w:abstractNum>
-  <w:abstractNum w:abstractNumId="10" w15:restartNumberingAfterBreak="0">
+  <w:abstractNum w:abstractNumId="11" w15:restartNumberingAfterBreak="0">
     <w:nsid w:val="29BA734C"/>
     <w:multiLevelType w:val="multilevel"/>
     <w:tmpl w:val="F5BA8098"/>
@@ -4842,7 +5689,7 @@
       </w:pPr>
     </w:lvl>
   </w:abstractNum>
-  <w:abstractNum w:abstractNumId="11" w15:restartNumberingAfterBreak="0">
+  <w:abstractNum w:abstractNumId="12" w15:restartNumberingAfterBreak="0">
     <w:nsid w:val="2A11043F"/>
     <w:multiLevelType w:val="multilevel"/>
     <w:tmpl w:val="40743456"/>
@@ -4991,7 +5838,7 @@
       </w:rPr>
     </w:lvl>
   </w:abstractNum>
-  <w:abstractNum w:abstractNumId="12" w15:restartNumberingAfterBreak="0">
+  <w:abstractNum w:abstractNumId="13" w15:restartNumberingAfterBreak="0">
     <w:nsid w:val="2A8735DC"/>
     <w:multiLevelType w:val="multilevel"/>
     <w:tmpl w:val="DAC2C816"/>
@@ -5140,7 +5987,7 @@
       </w:rPr>
     </w:lvl>
   </w:abstractNum>
-  <w:abstractNum w:abstractNumId="13" w15:restartNumberingAfterBreak="0">
+  <w:abstractNum w:abstractNumId="14" w15:restartNumberingAfterBreak="0">
     <w:nsid w:val="2AED6EC4"/>
     <w:multiLevelType w:val="multilevel"/>
     <w:tmpl w:val="34446A2E"/>
@@ -5289,7 +6136,7 @@
       </w:rPr>
     </w:lvl>
   </w:abstractNum>
-  <w:abstractNum w:abstractNumId="14" w15:restartNumberingAfterBreak="0">
+  <w:abstractNum w:abstractNumId="15" w15:restartNumberingAfterBreak="0">
     <w:nsid w:val="3A976797"/>
     <w:multiLevelType w:val="multilevel"/>
     <w:tmpl w:val="8F682F80"/>
@@ -5438,7 +6285,7 @@
       </w:rPr>
     </w:lvl>
   </w:abstractNum>
-  <w:abstractNum w:abstractNumId="15" w15:restartNumberingAfterBreak="0">
+  <w:abstractNum w:abstractNumId="16" w15:restartNumberingAfterBreak="0">
     <w:nsid w:val="3CF5395F"/>
     <w:multiLevelType w:val="multilevel"/>
     <w:tmpl w:val="6DC48A40"/>
@@ -5587,7 +6434,7 @@
       </w:rPr>
     </w:lvl>
   </w:abstractNum>
-  <w:abstractNum w:abstractNumId="16" w15:restartNumberingAfterBreak="0">
+  <w:abstractNum w:abstractNumId="17" w15:restartNumberingAfterBreak="0">
     <w:nsid w:val="40DA3355"/>
     <w:multiLevelType w:val="multilevel"/>
     <w:tmpl w:val="194A7E3A"/>
@@ -5736,7 +6583,7 @@
       </w:rPr>
     </w:lvl>
   </w:abstractNum>
-  <w:abstractNum w:abstractNumId="17" w15:restartNumberingAfterBreak="0">
+  <w:abstractNum w:abstractNumId="18" w15:restartNumberingAfterBreak="0">
     <w:nsid w:val="42A21028"/>
     <w:multiLevelType w:val="multilevel"/>
     <w:tmpl w:val="EE749CE6"/>
@@ -5885,7 +6732,7 @@
       </w:rPr>
     </w:lvl>
   </w:abstractNum>
-  <w:abstractNum w:abstractNumId="18" w15:restartNumberingAfterBreak="0">
+  <w:abstractNum w:abstractNumId="19" w15:restartNumberingAfterBreak="0">
     <w:nsid w:val="42A85CA0"/>
     <w:multiLevelType w:val="multilevel"/>
     <w:tmpl w:val="623E62EE"/>
@@ -6034,7 +6881,7 @@
       </w:rPr>
     </w:lvl>
   </w:abstractNum>
-  <w:abstractNum w:abstractNumId="19" w15:restartNumberingAfterBreak="0">
+  <w:abstractNum w:abstractNumId="20" w15:restartNumberingAfterBreak="0">
     <w:nsid w:val="44E1313C"/>
     <w:multiLevelType w:val="multilevel"/>
     <w:tmpl w:val="F20C5C76"/>
@@ -6183,7 +7030,7 @@
       </w:rPr>
     </w:lvl>
   </w:abstractNum>
-  <w:abstractNum w:abstractNumId="20" w15:restartNumberingAfterBreak="0">
+  <w:abstractNum w:abstractNumId="21" w15:restartNumberingAfterBreak="0">
     <w:nsid w:val="44F77A74"/>
     <w:multiLevelType w:val="multilevel"/>
     <w:tmpl w:val="1AAA6D50"/>
@@ -6332,7 +7179,7 @@
       </w:rPr>
     </w:lvl>
   </w:abstractNum>
-  <w:abstractNum w:abstractNumId="21" w15:restartNumberingAfterBreak="0">
+  <w:abstractNum w:abstractNumId="22" w15:restartNumberingAfterBreak="0">
     <w:nsid w:val="4BF24E13"/>
     <w:multiLevelType w:val="multilevel"/>
     <w:tmpl w:val="F3886CB0"/>
@@ -6481,7 +7328,7 @@
       </w:rPr>
     </w:lvl>
   </w:abstractNum>
-  <w:abstractNum w:abstractNumId="22" w15:restartNumberingAfterBreak="0">
+  <w:abstractNum w:abstractNumId="23" w15:restartNumberingAfterBreak="0">
     <w:nsid w:val="51532B0A"/>
     <w:multiLevelType w:val="multilevel"/>
     <w:tmpl w:val="BB20489A"/>
@@ -6630,7 +7477,7 @@
       </w:rPr>
     </w:lvl>
   </w:abstractNum>
-  <w:abstractNum w:abstractNumId="23" w15:restartNumberingAfterBreak="0">
+  <w:abstractNum w:abstractNumId="24" w15:restartNumberingAfterBreak="0">
     <w:nsid w:val="519F04A2"/>
     <w:multiLevelType w:val="multilevel"/>
     <w:tmpl w:val="DDF002FC"/>
@@ -6779,7 +7626,7 @@
       </w:rPr>
     </w:lvl>
   </w:abstractNum>
-  <w:abstractNum w:abstractNumId="24" w15:restartNumberingAfterBreak="0">
+  <w:abstractNum w:abstractNumId="25" w15:restartNumberingAfterBreak="0">
     <w:nsid w:val="58016E2F"/>
     <w:multiLevelType w:val="multilevel"/>
     <w:tmpl w:val="A7B66180"/>
@@ -6928,7 +7775,7 @@
       </w:rPr>
     </w:lvl>
   </w:abstractNum>
-  <w:abstractNum w:abstractNumId="25" w15:restartNumberingAfterBreak="0">
+  <w:abstractNum w:abstractNumId="26" w15:restartNumberingAfterBreak="0">
     <w:nsid w:val="5E343878"/>
     <w:multiLevelType w:val="multilevel"/>
     <w:tmpl w:val="1A825C1A"/>
@@ -7049,7 +7896,7 @@
       </w:pPr>
     </w:lvl>
   </w:abstractNum>
-  <w:abstractNum w:abstractNumId="26" w15:restartNumberingAfterBreak="0">
+  <w:abstractNum w:abstractNumId="27" w15:restartNumberingAfterBreak="0">
     <w:nsid w:val="5EA40A57"/>
     <w:multiLevelType w:val="multilevel"/>
     <w:tmpl w:val="C2BAE41A"/>
@@ -7198,7 +8045,7 @@
       </w:rPr>
     </w:lvl>
   </w:abstractNum>
-  <w:abstractNum w:abstractNumId="27" w15:restartNumberingAfterBreak="0">
+  <w:abstractNum w:abstractNumId="28" w15:restartNumberingAfterBreak="0">
     <w:nsid w:val="61362C62"/>
     <w:multiLevelType w:val="multilevel"/>
     <w:tmpl w:val="ADD8DF88"/>
@@ -7347,7 +8194,7 @@
       </w:rPr>
     </w:lvl>
   </w:abstractNum>
-  <w:abstractNum w:abstractNumId="28" w15:restartNumberingAfterBreak="0">
+  <w:abstractNum w:abstractNumId="29" w15:restartNumberingAfterBreak="0">
     <w:nsid w:val="62121469"/>
     <w:multiLevelType w:val="multilevel"/>
     <w:tmpl w:val="8E3E553E"/>
@@ -7496,7 +8343,7 @@
       </w:rPr>
     </w:lvl>
   </w:abstractNum>
-  <w:abstractNum w:abstractNumId="29" w15:restartNumberingAfterBreak="0">
+  <w:abstractNum w:abstractNumId="30" w15:restartNumberingAfterBreak="0">
     <w:nsid w:val="630C0649"/>
     <w:multiLevelType w:val="multilevel"/>
     <w:tmpl w:val="B50280E2"/>
@@ -7645,7 +8492,7 @@
       </w:rPr>
     </w:lvl>
   </w:abstractNum>
-  <w:abstractNum w:abstractNumId="30" w15:restartNumberingAfterBreak="0">
+  <w:abstractNum w:abstractNumId="31" w15:restartNumberingAfterBreak="0">
     <w:nsid w:val="640D0B42"/>
     <w:multiLevelType w:val="multilevel"/>
     <w:tmpl w:val="270EA650"/>
@@ -7794,7 +8641,7 @@
       </w:rPr>
     </w:lvl>
   </w:abstractNum>
-  <w:abstractNum w:abstractNumId="31" w15:restartNumberingAfterBreak="0">
+  <w:abstractNum w:abstractNumId="32" w15:restartNumberingAfterBreak="0">
     <w:nsid w:val="66D53797"/>
     <w:multiLevelType w:val="multilevel"/>
     <w:tmpl w:val="BB146C8A"/>
@@ -7943,7 +8790,7 @@
       </w:rPr>
     </w:lvl>
   </w:abstractNum>
-  <w:abstractNum w:abstractNumId="32" w15:restartNumberingAfterBreak="0">
+  <w:abstractNum w:abstractNumId="33" w15:restartNumberingAfterBreak="0">
     <w:nsid w:val="68BD6E1F"/>
     <w:multiLevelType w:val="multilevel"/>
     <w:tmpl w:val="EC82D7C6"/>
@@ -8092,7 +8939,7 @@
       </w:rPr>
     </w:lvl>
   </w:abstractNum>
-  <w:abstractNum w:abstractNumId="33" w15:restartNumberingAfterBreak="0">
+  <w:abstractNum w:abstractNumId="34" w15:restartNumberingAfterBreak="0">
     <w:nsid w:val="69104B66"/>
     <w:multiLevelType w:val="multilevel"/>
     <w:tmpl w:val="850E121E"/>
@@ -8241,7 +9088,7 @@
       </w:rPr>
     </w:lvl>
   </w:abstractNum>
-  <w:abstractNum w:abstractNumId="34" w15:restartNumberingAfterBreak="0">
+  <w:abstractNum w:abstractNumId="35" w15:restartNumberingAfterBreak="0">
     <w:nsid w:val="69D56EC7"/>
     <w:multiLevelType w:val="multilevel"/>
     <w:tmpl w:val="24AA0FB2"/>
@@ -8390,7 +9237,7 @@
       </w:rPr>
     </w:lvl>
   </w:abstractNum>
-  <w:abstractNum w:abstractNumId="35" w15:restartNumberingAfterBreak="0">
+  <w:abstractNum w:abstractNumId="36" w15:restartNumberingAfterBreak="0">
     <w:nsid w:val="6AE3508E"/>
     <w:multiLevelType w:val="multilevel"/>
     <w:tmpl w:val="3B7C85F4"/>
@@ -8539,7 +9386,7 @@
       </w:rPr>
     </w:lvl>
   </w:abstractNum>
-  <w:abstractNum w:abstractNumId="36" w15:restartNumberingAfterBreak="0">
+  <w:abstractNum w:abstractNumId="37" w15:restartNumberingAfterBreak="0">
     <w:nsid w:val="6E9928B7"/>
     <w:multiLevelType w:val="multilevel"/>
     <w:tmpl w:val="7B4A4054"/>
@@ -8688,7 +9535,7 @@
       </w:rPr>
     </w:lvl>
   </w:abstractNum>
-  <w:abstractNum w:abstractNumId="37" w15:restartNumberingAfterBreak="0">
+  <w:abstractNum w:abstractNumId="38" w15:restartNumberingAfterBreak="0">
     <w:nsid w:val="793A773E"/>
     <w:multiLevelType w:val="multilevel"/>
     <w:tmpl w:val="9202BD14"/>
@@ -8837,7 +9684,7 @@
       </w:rPr>
     </w:lvl>
   </w:abstractNum>
-  <w:abstractNum w:abstractNumId="38" w15:restartNumberingAfterBreak="0">
+  <w:abstractNum w:abstractNumId="39" w15:restartNumberingAfterBreak="0">
     <w:nsid w:val="7D0635B0"/>
     <w:multiLevelType w:val="multilevel"/>
     <w:tmpl w:val="AFD62BC8"/>
@@ -8950,7 +9797,7 @@
       </w:pPr>
     </w:lvl>
   </w:abstractNum>
-  <w:abstractNum w:abstractNumId="39" w15:restartNumberingAfterBreak="0">
+  <w:abstractNum w:abstractNumId="40" w15:restartNumberingAfterBreak="0">
     <w:nsid w:val="7DBE3BB4"/>
     <w:multiLevelType w:val="multilevel"/>
     <w:tmpl w:val="73C02EC0"/>
@@ -9099,7 +9946,7 @@
       </w:rPr>
     </w:lvl>
   </w:abstractNum>
-  <w:abstractNum w:abstractNumId="40" w15:restartNumberingAfterBreak="0">
+  <w:abstractNum w:abstractNumId="41" w15:restartNumberingAfterBreak="0">
     <w:nsid w:val="7DE87DC1"/>
     <w:multiLevelType w:val="multilevel"/>
     <w:tmpl w:val="5F583926"/>
@@ -9212,7 +10059,7 @@
       </w:pPr>
     </w:lvl>
   </w:abstractNum>
-  <w:abstractNum w:abstractNumId="41" w15:restartNumberingAfterBreak="0">
+  <w:abstractNum w:abstractNumId="42" w15:restartNumberingAfterBreak="0">
     <w:nsid w:val="7F484797"/>
     <w:multiLevelType w:val="multilevel"/>
     <w:tmpl w:val="6EF090DA"/>
@@ -9329,103 +10176,103 @@
     <w:abstractNumId w:val="4"/>
   </w:num>
   <w:num w:numId="2">
-    <w:abstractNumId w:val="23"/>
+    <w:abstractNumId w:val="24"/>
   </w:num>
   <w:num w:numId="3">
-    <w:abstractNumId w:val="21"/>
+    <w:abstractNumId w:val="22"/>
   </w:num>
   <w:num w:numId="4">
+    <w:abstractNumId w:val="31"/>
+  </w:num>
+  <w:num w:numId="5">
     <w:abstractNumId w:val="30"/>
   </w:num>
-  <w:num w:numId="5">
-    <w:abstractNumId w:val="29"/>
-  </w:num>
   <w:num w:numId="6">
-    <w:abstractNumId w:val="37"/>
+    <w:abstractNumId w:val="38"/>
   </w:num>
   <w:num w:numId="7">
-    <w:abstractNumId w:val="33"/>
+    <w:abstractNumId w:val="34"/>
   </w:num>
   <w:num w:numId="8">
-    <w:abstractNumId w:val="11"/>
+    <w:abstractNumId w:val="12"/>
   </w:num>
   <w:num w:numId="9">
-    <w:abstractNumId w:val="7"/>
+    <w:abstractNumId w:val="8"/>
   </w:num>
   <w:num w:numId="10">
     <w:abstractNumId w:val="0"/>
   </w:num>
   <w:num w:numId="11">
-    <w:abstractNumId w:val="6"/>
+    <w:abstractNumId w:val="7"/>
   </w:num>
   <w:num w:numId="12">
-    <w:abstractNumId w:val="38"/>
+    <w:abstractNumId w:val="39"/>
   </w:num>
   <w:num w:numId="13">
-    <w:abstractNumId w:val="25"/>
+    <w:abstractNumId w:val="26"/>
   </w:num>
   <w:num w:numId="14">
-    <w:abstractNumId w:val="40"/>
+    <w:abstractNumId w:val="41"/>
   </w:num>
   <w:num w:numId="15">
-    <w:abstractNumId w:val="41"/>
+    <w:abstractNumId w:val="42"/>
   </w:num>
   <w:num w:numId="16">
-    <w:abstractNumId w:val="10"/>
+    <w:abstractNumId w:val="11"/>
   </w:num>
   <w:num w:numId="17">
-    <w:abstractNumId w:val="20"/>
+    <w:abstractNumId w:val="21"/>
   </w:num>
   <w:num w:numId="18">
     <w:abstractNumId w:val="5"/>
   </w:num>
   <w:num w:numId="19">
-    <w:abstractNumId w:val="22"/>
+    <w:abstractNumId w:val="23"/>
   </w:num>
   <w:num w:numId="20">
+    <w:abstractNumId w:val="33"/>
+  </w:num>
+  <w:num w:numId="21">
+    <w:abstractNumId w:val="18"/>
+  </w:num>
+  <w:num w:numId="22">
+    <w:abstractNumId w:val="20"/>
+  </w:num>
+  <w:num w:numId="23">
+    <w:abstractNumId w:val="19"/>
+  </w:num>
+  <w:num w:numId="24">
+    <w:abstractNumId w:val="27"/>
+  </w:num>
+  <w:num w:numId="25">
+    <w:abstractNumId w:val="14"/>
+  </w:num>
+  <w:num w:numId="26">
     <w:abstractNumId w:val="32"/>
   </w:num>
-  <w:num w:numId="21">
+  <w:num w:numId="27">
     <w:abstractNumId w:val="17"/>
   </w:num>
-  <w:num w:numId="22">
-    <w:abstractNumId w:val="19"/>
+  <w:num w:numId="28">
+    <w:abstractNumId w:val="36"/>
   </w:num>
-  <w:num w:numId="23">
-    <w:abstractNumId w:val="18"/>
-  </w:num>
-  <w:num w:numId="24">
-    <w:abstractNumId w:val="26"/>
-  </w:num>
-  <w:num w:numId="25">
+  <w:num w:numId="29">
     <w:abstractNumId w:val="13"/>
   </w:num>
-  <w:num w:numId="26">
-    <w:abstractNumId w:val="31"/>
-  </w:num>
-  <w:num w:numId="27">
-    <w:abstractNumId w:val="16"/>
-  </w:num>
-  <w:num w:numId="28">
-    <w:abstractNumId w:val="35"/>
-  </w:num>
-  <w:num w:numId="29">
-    <w:abstractNumId w:val="12"/>
-  </w:num>
   <w:num w:numId="30">
-    <w:abstractNumId w:val="24"/>
+    <w:abstractNumId w:val="25"/>
   </w:num>
   <w:num w:numId="31">
-    <w:abstractNumId w:val="36"/>
+    <w:abstractNumId w:val="37"/>
   </w:num>
   <w:num w:numId="32">
+    <w:abstractNumId w:val="10"/>
+  </w:num>
+  <w:num w:numId="33">
     <w:abstractNumId w:val="9"/>
   </w:num>
-  <w:num w:numId="33">
-    <w:abstractNumId w:val="8"/>
-  </w:num>
   <w:num w:numId="34">
-    <w:abstractNumId w:val="15"/>
+    <w:abstractNumId w:val="16"/>
   </w:num>
   <w:num w:numId="35">
     <w:abstractNumId w:val="3"/>
@@ -9434,22 +10281,25 @@
     <w:abstractNumId w:val="1"/>
   </w:num>
   <w:num w:numId="37">
-    <w:abstractNumId w:val="39"/>
+    <w:abstractNumId w:val="40"/>
   </w:num>
   <w:num w:numId="38">
-    <w:abstractNumId w:val="34"/>
+    <w:abstractNumId w:val="35"/>
   </w:num>
   <w:num w:numId="39">
-    <w:abstractNumId w:val="14"/>
+    <w:abstractNumId w:val="15"/>
   </w:num>
   <w:num w:numId="40">
-    <w:abstractNumId w:val="28"/>
+    <w:abstractNumId w:val="29"/>
   </w:num>
   <w:num w:numId="41">
-    <w:abstractNumId w:val="27"/>
+    <w:abstractNumId w:val="28"/>
   </w:num>
   <w:num w:numId="42">
     <w:abstractNumId w:val="2"/>
+  </w:num>
+  <w:num w:numId="43">
+    <w:abstractNumId w:val="6"/>
   </w:num>
 </w:numbering>
 </file>
@@ -9951,7 +10801,6 @@
     <w:name w:val="Normal (Web)"/>
     <w:basedOn w:val="Normal"/>
     <w:uiPriority w:val="99"/>
-    <w:semiHidden/>
     <w:unhideWhenUsed/>
     <w:rsid w:val="00DD54C1"/>
     <w:pPr>
@@ -10403,7 +11252,7 @@
 </file>
 
 <file path=customXml/itemProps1.xml><?xml version="1.0" encoding="utf-8"?>
-<ds:datastoreItem xmlns:ds="http://schemas.openxmlformats.org/officeDocument/2006/customXml" ds:itemID="{7C1B4660-C7B2-4DCB-8658-F44868992B36}">
+<ds:datastoreItem xmlns:ds="http://schemas.openxmlformats.org/officeDocument/2006/customXml" ds:itemID="{DF02F090-29CC-4E95-8B73-9F2400A6ACFE}">
   <ds:schemaRefs>
     <ds:schemaRef ds:uri="http://schemas.openxmlformats.org/officeDocument/2006/bibliography"/>
   </ds:schemaRefs>

--- a/text.docx
+++ b/text.docx
@@ -384,6 +384,236 @@
         </w:rPr>
         <w:t>memurai.exe --port 6379</w:t>
       </w:r>
+    </w:p>
+    <w:p>
+      <w:pPr>
+        <w:pStyle w:val="NormalWeb"/>
+        <w:rPr>
+          <w:rFonts w:ascii="Courier New" w:hAnsi="Courier New" w:cs="Courier New"/>
+          <w:b/>
+          <w:bCs/>
+          <w:sz w:val="20"/>
+          <w:szCs w:val="20"/>
+        </w:rPr>
+      </w:pPr>
+      <w:r>
+        <w:rPr>
+          <w:rFonts w:ascii="Courier New" w:hAnsi="Courier New" w:cs="Courier New"/>
+          <w:b/>
+          <w:bCs/>
+          <w:sz w:val="20"/>
+          <w:szCs w:val="20"/>
+        </w:rPr>
+        <w:t>Kiểm tra xung đột cổng 6379</w:t>
+      </w:r>
+    </w:p>
+    <w:p>
+      <w:pPr>
+        <w:pStyle w:val="NormalWeb"/>
+        <w:rPr>
+          <w:rFonts w:ascii="Courier New" w:hAnsi="Courier New" w:cs="Courier New"/>
+          <w:sz w:val="20"/>
+          <w:szCs w:val="20"/>
+        </w:rPr>
+      </w:pPr>
+      <w:r>
+        <w:rPr>
+          <w:rFonts w:ascii="Courier New" w:hAnsi="Courier New" w:cs="Courier New"/>
+          <w:sz w:val="20"/>
+          <w:szCs w:val="20"/>
+        </w:rPr>
+        <w:t>Lý do phổ biến nhất là port 6379 đã bị chiếm bởi một instance khác của Redis hoặc Memurai đang chạy ngầm.</w:t>
+      </w:r>
+    </w:p>
+    <w:p>
+      <w:pPr>
+        <w:pStyle w:val="NormalWeb"/>
+        <w:numPr>
+          <w:ilvl w:val="0"/>
+          <w:numId w:val="44"/>
+        </w:numPr>
+        <w:rPr>
+          <w:rFonts w:ascii="Courier New" w:hAnsi="Courier New" w:cs="Courier New"/>
+          <w:sz w:val="20"/>
+          <w:szCs w:val="20"/>
+        </w:rPr>
+      </w:pPr>
+      <w:r>
+        <w:rPr>
+          <w:rFonts w:ascii="Courier New" w:hAnsi="Courier New" w:cs="Courier New"/>
+          <w:sz w:val="20"/>
+          <w:szCs w:val="20"/>
+        </w:rPr>
+        <w:t xml:space="preserve">Mở </w:t>
+      </w:r>
+      <w:r>
+        <w:rPr>
+          <w:rFonts w:ascii="Courier New" w:hAnsi="Courier New" w:cs="Courier New"/>
+          <w:b/>
+          <w:bCs/>
+          <w:sz w:val="20"/>
+          <w:szCs w:val="20"/>
+        </w:rPr>
+        <w:t>Command Prompt (CMD)</w:t>
+      </w:r>
+      <w:r>
+        <w:rPr>
+          <w:rFonts w:ascii="Courier New" w:hAnsi="Courier New" w:cs="Courier New"/>
+          <w:sz w:val="20"/>
+          <w:szCs w:val="20"/>
+        </w:rPr>
+        <w:t xml:space="preserve"> với quyền Admin.</w:t>
+      </w:r>
+    </w:p>
+    <w:p>
+      <w:pPr>
+        <w:pStyle w:val="NormalWeb"/>
+        <w:numPr>
+          <w:ilvl w:val="0"/>
+          <w:numId w:val="44"/>
+        </w:numPr>
+        <w:rPr>
+          <w:rFonts w:ascii="Courier New" w:hAnsi="Courier New" w:cs="Courier New"/>
+          <w:sz w:val="20"/>
+          <w:szCs w:val="20"/>
+        </w:rPr>
+      </w:pPr>
+      <w:r>
+        <w:rPr>
+          <w:rFonts w:ascii="Courier New" w:hAnsi="Courier New" w:cs="Courier New"/>
+          <w:sz w:val="20"/>
+          <w:szCs w:val="20"/>
+        </w:rPr>
+        <w:t>Gõ lệnh: netstat -ano | findstr :6379</w:t>
+      </w:r>
+    </w:p>
+    <w:p>
+      <w:pPr>
+        <w:pStyle w:val="NormalWeb"/>
+        <w:numPr>
+          <w:ilvl w:val="0"/>
+          <w:numId w:val="44"/>
+        </w:numPr>
+        <w:rPr>
+          <w:rFonts w:ascii="Courier New" w:hAnsi="Courier New" w:cs="Courier New"/>
+          <w:sz w:val="20"/>
+          <w:szCs w:val="20"/>
+        </w:rPr>
+      </w:pPr>
+      <w:r>
+        <w:rPr>
+          <w:rFonts w:ascii="Courier New" w:hAnsi="Courier New" w:cs="Courier New"/>
+          <w:sz w:val="20"/>
+          <w:szCs w:val="20"/>
+        </w:rPr>
+        <w:t xml:space="preserve">Nếu có kết quả hiện ra, hãy ghi lại số </w:t>
+      </w:r>
+      <w:r>
+        <w:rPr>
+          <w:rFonts w:ascii="Courier New" w:hAnsi="Courier New" w:cs="Courier New"/>
+          <w:b/>
+          <w:bCs/>
+          <w:sz w:val="20"/>
+          <w:szCs w:val="20"/>
+        </w:rPr>
+        <w:t>PID</w:t>
+      </w:r>
+      <w:r>
+        <w:rPr>
+          <w:rFonts w:ascii="Courier New" w:hAnsi="Courier New" w:cs="Courier New"/>
+          <w:sz w:val="20"/>
+          <w:szCs w:val="20"/>
+        </w:rPr>
+        <w:t xml:space="preserve"> ở cột cuối cùng.</w:t>
+      </w:r>
+    </w:p>
+    <w:p>
+      <w:pPr>
+        <w:pStyle w:val="NormalWeb"/>
+        <w:numPr>
+          <w:ilvl w:val="0"/>
+          <w:numId w:val="44"/>
+        </w:numPr>
+        <w:rPr>
+          <w:rFonts w:ascii="Courier New" w:hAnsi="Courier New" w:cs="Courier New"/>
+          <w:sz w:val="20"/>
+          <w:szCs w:val="20"/>
+        </w:rPr>
+      </w:pPr>
+      <w:r>
+        <w:rPr>
+          <w:rFonts w:ascii="Courier New" w:hAnsi="Courier New" w:cs="Courier New"/>
+          <w:sz w:val="20"/>
+          <w:szCs w:val="20"/>
+        </w:rPr>
+        <w:t>Chạy lệnh để tắt tiến trình đó: taskkill /F /PID &lt;số_PID_vừa_ghi&gt;</w:t>
+      </w:r>
+    </w:p>
+    <w:p>
+      <w:pPr>
+        <w:pStyle w:val="NormalWeb"/>
+        <w:numPr>
+          <w:ilvl w:val="0"/>
+          <w:numId w:val="44"/>
+        </w:numPr>
+        <w:rPr>
+          <w:rFonts w:ascii="Courier New" w:hAnsi="Courier New" w:cs="Courier New"/>
+          <w:sz w:val="20"/>
+          <w:szCs w:val="20"/>
+        </w:rPr>
+      </w:pPr>
+      <w:r>
+        <w:rPr>
+          <w:rFonts w:ascii="Courier New" w:hAnsi="Courier New" w:cs="Courier New"/>
+          <w:sz w:val="20"/>
+          <w:szCs w:val="20"/>
+        </w:rPr>
+        <w:t>Thử chạy lại memurai.exe hoặc khởi động lại service Memurai trong services.msc.</w:t>
+      </w:r>
+    </w:p>
+    <w:p>
+      <w:pPr>
+        <w:pStyle w:val="NormalWeb"/>
+        <w:rPr>
+          <w:rFonts w:ascii="Courier New" w:hAnsi="Courier New" w:cs="Courier New"/>
+          <w:b/>
+          <w:bCs/>
+          <w:sz w:val="20"/>
+          <w:szCs w:val="20"/>
+        </w:rPr>
+      </w:pPr>
+      <w:r>
+        <w:rPr>
+          <w:rFonts w:ascii="Courier New" w:hAnsi="Courier New" w:cs="Courier New"/>
+          <w:b/>
+          <w:bCs/>
+          <w:sz w:val="20"/>
+          <w:szCs w:val="20"/>
+        </w:rPr>
+        <w:t>2. Chạy qua CMD để xem lỗi cụ thể</w:t>
+      </w:r>
+    </w:p>
+    <w:p>
+      <w:pPr>
+        <w:pStyle w:val="NormalWeb"/>
+        <w:rPr>
+          <w:rFonts w:ascii="Courier New" w:hAnsi="Courier New" w:cs="Courier New"/>
+          <w:sz w:val="20"/>
+          <w:szCs w:val="20"/>
+        </w:rPr>
+      </w:pPr>
+      <w:bookmarkStart w:id="0" w:name="_GoBack"/>
+      <w:bookmarkEnd w:id="0"/>
+    </w:p>
+    <w:p>
+      <w:pPr>
+        <w:pStyle w:val="NormalWeb"/>
+        <w:rPr>
+          <w:rFonts w:ascii="Courier New" w:hAnsi="Courier New" w:cs="Courier New"/>
+          <w:sz w:val="20"/>
+          <w:szCs w:val="20"/>
+        </w:rPr>
+      </w:pPr>
     </w:p>
     <w:p>
       <w:pPr>
@@ -884,6 +1114,7 @@
           <w:sz w:val="20"/>
           <w:szCs w:val="20"/>
         </w:rPr>
+        <w:lastRenderedPageBreak/>
         <w:t>:</w:t>
       </w:r>
       <w:r>
@@ -3819,7 +4050,6 @@
       <w:pPr>
         <w:pStyle w:val="Heading2"/>
       </w:pPr>
-      <w:bookmarkStart w:id="0" w:name="_GoBack"/>
       <w:r>
         <w:t>Thống kê và báo cáo</w:t>
       </w:r>
@@ -3892,20 +4122,25 @@
         <w:t>Xuất báo cáo Excel / PDF</w:t>
       </w:r>
     </w:p>
-    <w:bookmarkEnd w:id="0"/>
     <w:p>
       <w:r>
         <w:lastRenderedPageBreak/>
         <w:pict>
-          <v:rect id="_x0000_i1035" style="width:0;height:1.5pt" o:hralign="center" o:hrstd="t" o:hr="t" fillcolor="#a0a0a0" stroked="f"/>
+          <v:rect id="_x0000_i1034" style="width:0;height:1.5pt" o:hralign="center" o:hrstd="t" o:hr="t" fillcolor="#a0a0a0" stroked="f"/>
         </w:pict>
       </w:r>
     </w:p>
     <w:p>
       <w:pPr>
         <w:pStyle w:val="Heading2"/>
-      </w:pPr>
-      <w:r>
+        <w:rPr>
+          <w:color w:val="FF0000"/>
+        </w:rPr>
+      </w:pPr>
+      <w:r>
+        <w:rPr>
+          <w:color w:val="FF0000"/>
+        </w:rPr>
         <w:t>Thông báo hệ thống</w:t>
       </w:r>
     </w:p>
@@ -3960,7 +4195,7 @@
     <w:p>
       <w:r>
         <w:pict>
-          <v:rect id="_x0000_i1036" style="width:0;height:1.5pt" o:hralign="center" o:hrstd="t" o:hr="t" fillcolor="#a0a0a0" stroked="f"/>
+          <v:rect id="_x0000_i1035" style="width:0;height:1.5pt" o:hralign="center" o:hrstd="t" o:hr="t" fillcolor="#a0a0a0" stroked="f"/>
         </w:pict>
       </w:r>
     </w:p>
@@ -6137,6 +6372,155 @@
     </w:lvl>
   </w:abstractNum>
   <w:abstractNum w:abstractNumId="15" w15:restartNumberingAfterBreak="0">
+    <w:nsid w:val="37334B25"/>
+    <w:multiLevelType w:val="multilevel"/>
+    <w:tmpl w:val="FA58CFAC"/>
+    <w:lvl w:ilvl="0">
+      <w:start w:val="1"/>
+      <w:numFmt w:val="bullet"/>
+      <w:lvlText w:val=""/>
+      <w:lvlJc w:val="left"/>
+      <w:pPr>
+        <w:tabs>
+          <w:tab w:val="num" w:pos="720"/>
+        </w:tabs>
+        <w:ind w:left="720" w:hanging="360"/>
+      </w:pPr>
+      <w:rPr>
+        <w:rFonts w:ascii="Symbol" w:hAnsi="Symbol" w:hint="default"/>
+        <w:sz w:val="20"/>
+      </w:rPr>
+    </w:lvl>
+    <w:lvl w:ilvl="1" w:tentative="1">
+      <w:start w:val="1"/>
+      <w:numFmt w:val="bullet"/>
+      <w:lvlText w:val="o"/>
+      <w:lvlJc w:val="left"/>
+      <w:pPr>
+        <w:tabs>
+          <w:tab w:val="num" w:pos="1440"/>
+        </w:tabs>
+        <w:ind w:left="1440" w:hanging="360"/>
+      </w:pPr>
+      <w:rPr>
+        <w:rFonts w:ascii="Courier New" w:hAnsi="Courier New" w:hint="default"/>
+        <w:sz w:val="20"/>
+      </w:rPr>
+    </w:lvl>
+    <w:lvl w:ilvl="2" w:tentative="1">
+      <w:start w:val="1"/>
+      <w:numFmt w:val="bullet"/>
+      <w:lvlText w:val=""/>
+      <w:lvlJc w:val="left"/>
+      <w:pPr>
+        <w:tabs>
+          <w:tab w:val="num" w:pos="2160"/>
+        </w:tabs>
+        <w:ind w:left="2160" w:hanging="360"/>
+      </w:pPr>
+      <w:rPr>
+        <w:rFonts w:ascii="Wingdings" w:hAnsi="Wingdings" w:hint="default"/>
+        <w:sz w:val="20"/>
+      </w:rPr>
+    </w:lvl>
+    <w:lvl w:ilvl="3" w:tentative="1">
+      <w:start w:val="1"/>
+      <w:numFmt w:val="bullet"/>
+      <w:lvlText w:val=""/>
+      <w:lvlJc w:val="left"/>
+      <w:pPr>
+        <w:tabs>
+          <w:tab w:val="num" w:pos="2880"/>
+        </w:tabs>
+        <w:ind w:left="2880" w:hanging="360"/>
+      </w:pPr>
+      <w:rPr>
+        <w:rFonts w:ascii="Wingdings" w:hAnsi="Wingdings" w:hint="default"/>
+        <w:sz w:val="20"/>
+      </w:rPr>
+    </w:lvl>
+    <w:lvl w:ilvl="4" w:tentative="1">
+      <w:start w:val="1"/>
+      <w:numFmt w:val="bullet"/>
+      <w:lvlText w:val=""/>
+      <w:lvlJc w:val="left"/>
+      <w:pPr>
+        <w:tabs>
+          <w:tab w:val="num" w:pos="3600"/>
+        </w:tabs>
+        <w:ind w:left="3600" w:hanging="360"/>
+      </w:pPr>
+      <w:rPr>
+        <w:rFonts w:ascii="Wingdings" w:hAnsi="Wingdings" w:hint="default"/>
+        <w:sz w:val="20"/>
+      </w:rPr>
+    </w:lvl>
+    <w:lvl w:ilvl="5" w:tentative="1">
+      <w:start w:val="1"/>
+      <w:numFmt w:val="bullet"/>
+      <w:lvlText w:val=""/>
+      <w:lvlJc w:val="left"/>
+      <w:pPr>
+        <w:tabs>
+          <w:tab w:val="num" w:pos="4320"/>
+        </w:tabs>
+        <w:ind w:left="4320" w:hanging="360"/>
+      </w:pPr>
+      <w:rPr>
+        <w:rFonts w:ascii="Wingdings" w:hAnsi="Wingdings" w:hint="default"/>
+        <w:sz w:val="20"/>
+      </w:rPr>
+    </w:lvl>
+    <w:lvl w:ilvl="6" w:tentative="1">
+      <w:start w:val="1"/>
+      <w:numFmt w:val="bullet"/>
+      <w:lvlText w:val=""/>
+      <w:lvlJc w:val="left"/>
+      <w:pPr>
+        <w:tabs>
+          <w:tab w:val="num" w:pos="5040"/>
+        </w:tabs>
+        <w:ind w:left="5040" w:hanging="360"/>
+      </w:pPr>
+      <w:rPr>
+        <w:rFonts w:ascii="Wingdings" w:hAnsi="Wingdings" w:hint="default"/>
+        <w:sz w:val="20"/>
+      </w:rPr>
+    </w:lvl>
+    <w:lvl w:ilvl="7" w:tentative="1">
+      <w:start w:val="1"/>
+      <w:numFmt w:val="bullet"/>
+      <w:lvlText w:val=""/>
+      <w:lvlJc w:val="left"/>
+      <w:pPr>
+        <w:tabs>
+          <w:tab w:val="num" w:pos="5760"/>
+        </w:tabs>
+        <w:ind w:left="5760" w:hanging="360"/>
+      </w:pPr>
+      <w:rPr>
+        <w:rFonts w:ascii="Wingdings" w:hAnsi="Wingdings" w:hint="default"/>
+        <w:sz w:val="20"/>
+      </w:rPr>
+    </w:lvl>
+    <w:lvl w:ilvl="8" w:tentative="1">
+      <w:start w:val="1"/>
+      <w:numFmt w:val="bullet"/>
+      <w:lvlText w:val=""/>
+      <w:lvlJc w:val="left"/>
+      <w:pPr>
+        <w:tabs>
+          <w:tab w:val="num" w:pos="6480"/>
+        </w:tabs>
+        <w:ind w:left="6480" w:hanging="360"/>
+      </w:pPr>
+      <w:rPr>
+        <w:rFonts w:ascii="Wingdings" w:hAnsi="Wingdings" w:hint="default"/>
+        <w:sz w:val="20"/>
+      </w:rPr>
+    </w:lvl>
+  </w:abstractNum>
+  <w:abstractNum w:abstractNumId="16" w15:restartNumberingAfterBreak="0">
     <w:nsid w:val="3A976797"/>
     <w:multiLevelType w:val="multilevel"/>
     <w:tmpl w:val="8F682F80"/>
@@ -6285,7 +6669,7 @@
       </w:rPr>
     </w:lvl>
   </w:abstractNum>
-  <w:abstractNum w:abstractNumId="16" w15:restartNumberingAfterBreak="0">
+  <w:abstractNum w:abstractNumId="17" w15:restartNumberingAfterBreak="0">
     <w:nsid w:val="3CF5395F"/>
     <w:multiLevelType w:val="multilevel"/>
     <w:tmpl w:val="6DC48A40"/>
@@ -6434,7 +6818,7 @@
       </w:rPr>
     </w:lvl>
   </w:abstractNum>
-  <w:abstractNum w:abstractNumId="17" w15:restartNumberingAfterBreak="0">
+  <w:abstractNum w:abstractNumId="18" w15:restartNumberingAfterBreak="0">
     <w:nsid w:val="40DA3355"/>
     <w:multiLevelType w:val="multilevel"/>
     <w:tmpl w:val="194A7E3A"/>
@@ -6583,7 +6967,7 @@
       </w:rPr>
     </w:lvl>
   </w:abstractNum>
-  <w:abstractNum w:abstractNumId="18" w15:restartNumberingAfterBreak="0">
+  <w:abstractNum w:abstractNumId="19" w15:restartNumberingAfterBreak="0">
     <w:nsid w:val="42A21028"/>
     <w:multiLevelType w:val="multilevel"/>
     <w:tmpl w:val="EE749CE6"/>
@@ -6732,7 +7116,7 @@
       </w:rPr>
     </w:lvl>
   </w:abstractNum>
-  <w:abstractNum w:abstractNumId="19" w15:restartNumberingAfterBreak="0">
+  <w:abstractNum w:abstractNumId="20" w15:restartNumberingAfterBreak="0">
     <w:nsid w:val="42A85CA0"/>
     <w:multiLevelType w:val="multilevel"/>
     <w:tmpl w:val="623E62EE"/>
@@ -6881,7 +7265,7 @@
       </w:rPr>
     </w:lvl>
   </w:abstractNum>
-  <w:abstractNum w:abstractNumId="20" w15:restartNumberingAfterBreak="0">
+  <w:abstractNum w:abstractNumId="21" w15:restartNumberingAfterBreak="0">
     <w:nsid w:val="44E1313C"/>
     <w:multiLevelType w:val="multilevel"/>
     <w:tmpl w:val="F20C5C76"/>
@@ -7030,7 +7414,7 @@
       </w:rPr>
     </w:lvl>
   </w:abstractNum>
-  <w:abstractNum w:abstractNumId="21" w15:restartNumberingAfterBreak="0">
+  <w:abstractNum w:abstractNumId="22" w15:restartNumberingAfterBreak="0">
     <w:nsid w:val="44F77A74"/>
     <w:multiLevelType w:val="multilevel"/>
     <w:tmpl w:val="1AAA6D50"/>
@@ -7179,7 +7563,7 @@
       </w:rPr>
     </w:lvl>
   </w:abstractNum>
-  <w:abstractNum w:abstractNumId="22" w15:restartNumberingAfterBreak="0">
+  <w:abstractNum w:abstractNumId="23" w15:restartNumberingAfterBreak="0">
     <w:nsid w:val="4BF24E13"/>
     <w:multiLevelType w:val="multilevel"/>
     <w:tmpl w:val="F3886CB0"/>
@@ -7328,7 +7712,7 @@
       </w:rPr>
     </w:lvl>
   </w:abstractNum>
-  <w:abstractNum w:abstractNumId="23" w15:restartNumberingAfterBreak="0">
+  <w:abstractNum w:abstractNumId="24" w15:restartNumberingAfterBreak="0">
     <w:nsid w:val="51532B0A"/>
     <w:multiLevelType w:val="multilevel"/>
     <w:tmpl w:val="BB20489A"/>
@@ -7477,7 +7861,7 @@
       </w:rPr>
     </w:lvl>
   </w:abstractNum>
-  <w:abstractNum w:abstractNumId="24" w15:restartNumberingAfterBreak="0">
+  <w:abstractNum w:abstractNumId="25" w15:restartNumberingAfterBreak="0">
     <w:nsid w:val="519F04A2"/>
     <w:multiLevelType w:val="multilevel"/>
     <w:tmpl w:val="DDF002FC"/>
@@ -7626,7 +8010,7 @@
       </w:rPr>
     </w:lvl>
   </w:abstractNum>
-  <w:abstractNum w:abstractNumId="25" w15:restartNumberingAfterBreak="0">
+  <w:abstractNum w:abstractNumId="26" w15:restartNumberingAfterBreak="0">
     <w:nsid w:val="58016E2F"/>
     <w:multiLevelType w:val="multilevel"/>
     <w:tmpl w:val="A7B66180"/>
@@ -7775,7 +8159,7 @@
       </w:rPr>
     </w:lvl>
   </w:abstractNum>
-  <w:abstractNum w:abstractNumId="26" w15:restartNumberingAfterBreak="0">
+  <w:abstractNum w:abstractNumId="27" w15:restartNumberingAfterBreak="0">
     <w:nsid w:val="5E343878"/>
     <w:multiLevelType w:val="multilevel"/>
     <w:tmpl w:val="1A825C1A"/>
@@ -7896,7 +8280,7 @@
       </w:pPr>
     </w:lvl>
   </w:abstractNum>
-  <w:abstractNum w:abstractNumId="27" w15:restartNumberingAfterBreak="0">
+  <w:abstractNum w:abstractNumId="28" w15:restartNumberingAfterBreak="0">
     <w:nsid w:val="5EA40A57"/>
     <w:multiLevelType w:val="multilevel"/>
     <w:tmpl w:val="C2BAE41A"/>
@@ -8045,7 +8429,7 @@
       </w:rPr>
     </w:lvl>
   </w:abstractNum>
-  <w:abstractNum w:abstractNumId="28" w15:restartNumberingAfterBreak="0">
+  <w:abstractNum w:abstractNumId="29" w15:restartNumberingAfterBreak="0">
     <w:nsid w:val="61362C62"/>
     <w:multiLevelType w:val="multilevel"/>
     <w:tmpl w:val="ADD8DF88"/>
@@ -8194,7 +8578,7 @@
       </w:rPr>
     </w:lvl>
   </w:abstractNum>
-  <w:abstractNum w:abstractNumId="29" w15:restartNumberingAfterBreak="0">
+  <w:abstractNum w:abstractNumId="30" w15:restartNumberingAfterBreak="0">
     <w:nsid w:val="62121469"/>
     <w:multiLevelType w:val="multilevel"/>
     <w:tmpl w:val="8E3E553E"/>
@@ -8343,7 +8727,7 @@
       </w:rPr>
     </w:lvl>
   </w:abstractNum>
-  <w:abstractNum w:abstractNumId="30" w15:restartNumberingAfterBreak="0">
+  <w:abstractNum w:abstractNumId="31" w15:restartNumberingAfterBreak="0">
     <w:nsid w:val="630C0649"/>
     <w:multiLevelType w:val="multilevel"/>
     <w:tmpl w:val="B50280E2"/>
@@ -8492,7 +8876,7 @@
       </w:rPr>
     </w:lvl>
   </w:abstractNum>
-  <w:abstractNum w:abstractNumId="31" w15:restartNumberingAfterBreak="0">
+  <w:abstractNum w:abstractNumId="32" w15:restartNumberingAfterBreak="0">
     <w:nsid w:val="640D0B42"/>
     <w:multiLevelType w:val="multilevel"/>
     <w:tmpl w:val="270EA650"/>
@@ -8641,7 +9025,7 @@
       </w:rPr>
     </w:lvl>
   </w:abstractNum>
-  <w:abstractNum w:abstractNumId="32" w15:restartNumberingAfterBreak="0">
+  <w:abstractNum w:abstractNumId="33" w15:restartNumberingAfterBreak="0">
     <w:nsid w:val="66D53797"/>
     <w:multiLevelType w:val="multilevel"/>
     <w:tmpl w:val="BB146C8A"/>
@@ -8790,7 +9174,7 @@
       </w:rPr>
     </w:lvl>
   </w:abstractNum>
-  <w:abstractNum w:abstractNumId="33" w15:restartNumberingAfterBreak="0">
+  <w:abstractNum w:abstractNumId="34" w15:restartNumberingAfterBreak="0">
     <w:nsid w:val="68BD6E1F"/>
     <w:multiLevelType w:val="multilevel"/>
     <w:tmpl w:val="EC82D7C6"/>
@@ -8939,7 +9323,7 @@
       </w:rPr>
     </w:lvl>
   </w:abstractNum>
-  <w:abstractNum w:abstractNumId="34" w15:restartNumberingAfterBreak="0">
+  <w:abstractNum w:abstractNumId="35" w15:restartNumberingAfterBreak="0">
     <w:nsid w:val="69104B66"/>
     <w:multiLevelType w:val="multilevel"/>
     <w:tmpl w:val="850E121E"/>
@@ -9088,7 +9472,7 @@
       </w:rPr>
     </w:lvl>
   </w:abstractNum>
-  <w:abstractNum w:abstractNumId="35" w15:restartNumberingAfterBreak="0">
+  <w:abstractNum w:abstractNumId="36" w15:restartNumberingAfterBreak="0">
     <w:nsid w:val="69D56EC7"/>
     <w:multiLevelType w:val="multilevel"/>
     <w:tmpl w:val="24AA0FB2"/>
@@ -9237,7 +9621,7 @@
       </w:rPr>
     </w:lvl>
   </w:abstractNum>
-  <w:abstractNum w:abstractNumId="36" w15:restartNumberingAfterBreak="0">
+  <w:abstractNum w:abstractNumId="37" w15:restartNumberingAfterBreak="0">
     <w:nsid w:val="6AE3508E"/>
     <w:multiLevelType w:val="multilevel"/>
     <w:tmpl w:val="3B7C85F4"/>
@@ -9386,7 +9770,7 @@
       </w:rPr>
     </w:lvl>
   </w:abstractNum>
-  <w:abstractNum w:abstractNumId="37" w15:restartNumberingAfterBreak="0">
+  <w:abstractNum w:abstractNumId="38" w15:restartNumberingAfterBreak="0">
     <w:nsid w:val="6E9928B7"/>
     <w:multiLevelType w:val="multilevel"/>
     <w:tmpl w:val="7B4A4054"/>
@@ -9535,7 +9919,7 @@
       </w:rPr>
     </w:lvl>
   </w:abstractNum>
-  <w:abstractNum w:abstractNumId="38" w15:restartNumberingAfterBreak="0">
+  <w:abstractNum w:abstractNumId="39" w15:restartNumberingAfterBreak="0">
     <w:nsid w:val="793A773E"/>
     <w:multiLevelType w:val="multilevel"/>
     <w:tmpl w:val="9202BD14"/>
@@ -9684,7 +10068,7 @@
       </w:rPr>
     </w:lvl>
   </w:abstractNum>
-  <w:abstractNum w:abstractNumId="39" w15:restartNumberingAfterBreak="0">
+  <w:abstractNum w:abstractNumId="40" w15:restartNumberingAfterBreak="0">
     <w:nsid w:val="7D0635B0"/>
     <w:multiLevelType w:val="multilevel"/>
     <w:tmpl w:val="AFD62BC8"/>
@@ -9797,7 +10181,7 @@
       </w:pPr>
     </w:lvl>
   </w:abstractNum>
-  <w:abstractNum w:abstractNumId="40" w15:restartNumberingAfterBreak="0">
+  <w:abstractNum w:abstractNumId="41" w15:restartNumberingAfterBreak="0">
     <w:nsid w:val="7DBE3BB4"/>
     <w:multiLevelType w:val="multilevel"/>
     <w:tmpl w:val="73C02EC0"/>
@@ -9946,7 +10330,7 @@
       </w:rPr>
     </w:lvl>
   </w:abstractNum>
-  <w:abstractNum w:abstractNumId="41" w15:restartNumberingAfterBreak="0">
+  <w:abstractNum w:abstractNumId="42" w15:restartNumberingAfterBreak="0">
     <w:nsid w:val="7DE87DC1"/>
     <w:multiLevelType w:val="multilevel"/>
     <w:tmpl w:val="5F583926"/>
@@ -10059,7 +10443,7 @@
       </w:pPr>
     </w:lvl>
   </w:abstractNum>
-  <w:abstractNum w:abstractNumId="42" w15:restartNumberingAfterBreak="0">
+  <w:abstractNum w:abstractNumId="43" w15:restartNumberingAfterBreak="0">
     <w:nsid w:val="7F484797"/>
     <w:multiLevelType w:val="multilevel"/>
     <w:tmpl w:val="6EF090DA"/>
@@ -10176,22 +10560,22 @@
     <w:abstractNumId w:val="4"/>
   </w:num>
   <w:num w:numId="2">
-    <w:abstractNumId w:val="24"/>
+    <w:abstractNumId w:val="25"/>
   </w:num>
   <w:num w:numId="3">
-    <w:abstractNumId w:val="22"/>
+    <w:abstractNumId w:val="23"/>
   </w:num>
   <w:num w:numId="4">
+    <w:abstractNumId w:val="32"/>
+  </w:num>
+  <w:num w:numId="5">
     <w:abstractNumId w:val="31"/>
   </w:num>
-  <w:num w:numId="5">
-    <w:abstractNumId w:val="30"/>
-  </w:num>
   <w:num w:numId="6">
-    <w:abstractNumId w:val="38"/>
+    <w:abstractNumId w:val="39"/>
   </w:num>
   <w:num w:numId="7">
-    <w:abstractNumId w:val="34"/>
+    <w:abstractNumId w:val="35"/>
   </w:num>
   <w:num w:numId="8">
     <w:abstractNumId w:val="12"/>
@@ -10206,64 +10590,64 @@
     <w:abstractNumId w:val="7"/>
   </w:num>
   <w:num w:numId="12">
-    <w:abstractNumId w:val="39"/>
+    <w:abstractNumId w:val="40"/>
   </w:num>
   <w:num w:numId="13">
-    <w:abstractNumId w:val="26"/>
+    <w:abstractNumId w:val="27"/>
   </w:num>
   <w:num w:numId="14">
-    <w:abstractNumId w:val="41"/>
+    <w:abstractNumId w:val="42"/>
   </w:num>
   <w:num w:numId="15">
-    <w:abstractNumId w:val="42"/>
+    <w:abstractNumId w:val="43"/>
   </w:num>
   <w:num w:numId="16">
     <w:abstractNumId w:val="11"/>
   </w:num>
   <w:num w:numId="17">
-    <w:abstractNumId w:val="21"/>
+    <w:abstractNumId w:val="22"/>
   </w:num>
   <w:num w:numId="18">
     <w:abstractNumId w:val="5"/>
   </w:num>
   <w:num w:numId="19">
-    <w:abstractNumId w:val="23"/>
+    <w:abstractNumId w:val="24"/>
   </w:num>
   <w:num w:numId="20">
-    <w:abstractNumId w:val="33"/>
+    <w:abstractNumId w:val="34"/>
   </w:num>
   <w:num w:numId="21">
-    <w:abstractNumId w:val="18"/>
+    <w:abstractNumId w:val="19"/>
   </w:num>
   <w:num w:numId="22">
+    <w:abstractNumId w:val="21"/>
+  </w:num>
+  <w:num w:numId="23">
     <w:abstractNumId w:val="20"/>
   </w:num>
-  <w:num w:numId="23">
-    <w:abstractNumId w:val="19"/>
-  </w:num>
   <w:num w:numId="24">
-    <w:abstractNumId w:val="27"/>
+    <w:abstractNumId w:val="28"/>
   </w:num>
   <w:num w:numId="25">
     <w:abstractNumId w:val="14"/>
   </w:num>
   <w:num w:numId="26">
-    <w:abstractNumId w:val="32"/>
+    <w:abstractNumId w:val="33"/>
   </w:num>
   <w:num w:numId="27">
-    <w:abstractNumId w:val="17"/>
+    <w:abstractNumId w:val="18"/>
   </w:num>
   <w:num w:numId="28">
-    <w:abstractNumId w:val="36"/>
+    <w:abstractNumId w:val="37"/>
   </w:num>
   <w:num w:numId="29">
     <w:abstractNumId w:val="13"/>
   </w:num>
   <w:num w:numId="30">
-    <w:abstractNumId w:val="25"/>
+    <w:abstractNumId w:val="26"/>
   </w:num>
   <w:num w:numId="31">
-    <w:abstractNumId w:val="37"/>
+    <w:abstractNumId w:val="38"/>
   </w:num>
   <w:num w:numId="32">
     <w:abstractNumId w:val="10"/>
@@ -10272,7 +10656,7 @@
     <w:abstractNumId w:val="9"/>
   </w:num>
   <w:num w:numId="34">
-    <w:abstractNumId w:val="16"/>
+    <w:abstractNumId w:val="17"/>
   </w:num>
   <w:num w:numId="35">
     <w:abstractNumId w:val="3"/>
@@ -10281,25 +10665,28 @@
     <w:abstractNumId w:val="1"/>
   </w:num>
   <w:num w:numId="37">
-    <w:abstractNumId w:val="40"/>
+    <w:abstractNumId w:val="41"/>
   </w:num>
   <w:num w:numId="38">
-    <w:abstractNumId w:val="35"/>
+    <w:abstractNumId w:val="36"/>
   </w:num>
   <w:num w:numId="39">
-    <w:abstractNumId w:val="15"/>
+    <w:abstractNumId w:val="16"/>
   </w:num>
   <w:num w:numId="40">
-    <w:abstractNumId w:val="29"/>
+    <w:abstractNumId w:val="30"/>
   </w:num>
   <w:num w:numId="41">
-    <w:abstractNumId w:val="28"/>
+    <w:abstractNumId w:val="29"/>
   </w:num>
   <w:num w:numId="42">
     <w:abstractNumId w:val="2"/>
   </w:num>
   <w:num w:numId="43">
     <w:abstractNumId w:val="6"/>
+  </w:num>
+  <w:num w:numId="44">
+    <w:abstractNumId w:val="15"/>
   </w:num>
 </w:numbering>
 </file>
@@ -10759,7 +11146,6 @@
   <w:style w:type="character" w:default="1" w:styleId="DefaultParagraphFont">
     <w:name w:val="Default Paragraph Font"/>
     <w:uiPriority w:val="1"/>
-    <w:semiHidden/>
     <w:unhideWhenUsed/>
   </w:style>
   <w:style w:type="table" w:default="1" w:styleId="TableNormal">
@@ -11252,7 +11638,7 @@
 </file>
 
 <file path=customXml/itemProps1.xml><?xml version="1.0" encoding="utf-8"?>
-<ds:datastoreItem xmlns:ds="http://schemas.openxmlformats.org/officeDocument/2006/customXml" ds:itemID="{DF02F090-29CC-4E95-8B73-9F2400A6ACFE}">
+<ds:datastoreItem xmlns:ds="http://schemas.openxmlformats.org/officeDocument/2006/customXml" ds:itemID="{BB61B881-17CF-4EB7-8E98-0874906AF220}">
   <ds:schemaRefs>
     <ds:schemaRef ds:uri="http://schemas.openxmlformats.org/officeDocument/2006/bibliography"/>
   </ds:schemaRefs>

--- a/text.docx
+++ b/text.docx
@@ -338,7 +338,79 @@
           <w:szCs w:val="20"/>
         </w:rPr>
         <w:lastRenderedPageBreak/>
-        <w:t>php artisan queue:work --queue=registration,default</w:t>
+        <w:t>php artisan queue:work redis --queue=registration</w:t>
+      </w:r>
+    </w:p>
+    <w:p>
+      <w:pPr>
+        <w:pStyle w:val="NormalWeb"/>
+        <w:rPr>
+          <w:rFonts w:ascii="Courier New" w:hAnsi="Courier New" w:cs="Courier New"/>
+          <w:sz w:val="20"/>
+          <w:szCs w:val="20"/>
+          <w:highlight w:val="green"/>
+        </w:rPr>
+      </w:pPr>
+      <w:bookmarkStart w:id="0" w:name="_GoBack"/>
+      <w:bookmarkEnd w:id="0"/>
+      <w:r>
+        <w:rPr>
+          <w:rFonts w:ascii="Courier New" w:hAnsi="Courier New" w:cs="Courier New"/>
+          <w:sz w:val="20"/>
+          <w:szCs w:val="20"/>
+          <w:highlight w:val="green"/>
+        </w:rPr>
+        <w:t>"E:\redis\redis-cli.exe" // chạy sever redis thủ công</w:t>
+      </w:r>
+      <w:r>
+        <w:rPr>
+          <w:rFonts w:ascii="Courier New" w:hAnsi="Courier New" w:cs="Courier New"/>
+          <w:sz w:val="20"/>
+          <w:szCs w:val="20"/>
+          <w:highlight w:val="green"/>
+        </w:rPr>
+        <w:t xml:space="preserve"> </w:t>
+      </w:r>
+    </w:p>
+    <w:p>
+      <w:pPr>
+        <w:pStyle w:val="NormalWeb"/>
+        <w:rPr>
+          <w:rFonts w:ascii="Courier New" w:hAnsi="Courier New" w:cs="Courier New"/>
+          <w:sz w:val="20"/>
+          <w:szCs w:val="20"/>
+          <w:highlight w:val="green"/>
+        </w:rPr>
+      </w:pPr>
+      <w:r>
+        <w:rPr>
+          <w:rFonts w:ascii="Courier New" w:hAnsi="Courier New" w:cs="Courier New"/>
+          <w:sz w:val="20"/>
+          <w:szCs w:val="20"/>
+          <w:highlight w:val="green"/>
+        </w:rPr>
+        <w:tab/>
+        <w:t>set truonghoc-database-lophocphan:11:slots 50</w:t>
+      </w:r>
+    </w:p>
+    <w:p>
+      <w:pPr>
+        <w:pStyle w:val="NormalWeb"/>
+        <w:rPr>
+          <w:rFonts w:ascii="Courier New" w:hAnsi="Courier New" w:cs="Courier New"/>
+          <w:sz w:val="20"/>
+          <w:szCs w:val="20"/>
+        </w:rPr>
+      </w:pPr>
+      <w:r>
+        <w:rPr>
+          <w:rFonts w:ascii="Courier New" w:hAnsi="Courier New" w:cs="Courier New"/>
+          <w:sz w:val="20"/>
+          <w:szCs w:val="20"/>
+          <w:highlight w:val="green"/>
+        </w:rPr>
+        <w:tab/>
+        <w:t>get truonghoc-database-lophocphan:11:slots</w:t>
       </w:r>
     </w:p>
     <w:p>
@@ -602,8 +674,6 @@
           <w:szCs w:val="20"/>
         </w:rPr>
       </w:pPr>
-      <w:bookmarkStart w:id="0" w:name="_GoBack"/>
-      <w:bookmarkEnd w:id="0"/>
     </w:p>
     <w:p>
       <w:pPr>
@@ -1057,6 +1127,7 @@
           <w:rFonts w:eastAsia="Times New Roman" w:cs="Times New Roman"/>
           <w:szCs w:val="24"/>
         </w:rPr>
+        <w:lastRenderedPageBreak/>
         <w:t>Hoặc dùng CMD:</w:t>
       </w:r>
     </w:p>
@@ -1114,7 +1185,6 @@
           <w:sz w:val="20"/>
           <w:szCs w:val="20"/>
         </w:rPr>
-        <w:lastRenderedPageBreak/>
         <w:t>:</w:t>
       </w:r>
       <w:r>
@@ -11146,6 +11216,7 @@
   <w:style w:type="character" w:default="1" w:styleId="DefaultParagraphFont">
     <w:name w:val="Default Paragraph Font"/>
     <w:uiPriority w:val="1"/>
+    <w:semiHidden/>
     <w:unhideWhenUsed/>
   </w:style>
   <w:style w:type="table" w:default="1" w:styleId="TableNormal">
@@ -11638,7 +11709,7 @@
 </file>
 
 <file path=customXml/itemProps1.xml><?xml version="1.0" encoding="utf-8"?>
-<ds:datastoreItem xmlns:ds="http://schemas.openxmlformats.org/officeDocument/2006/customXml" ds:itemID="{BB61B881-17CF-4EB7-8E98-0874906AF220}">
+<ds:datastoreItem xmlns:ds="http://schemas.openxmlformats.org/officeDocument/2006/customXml" ds:itemID="{DE51E871-D1CE-4E2F-BD9E-A9AF6A179C2F}">
   <ds:schemaRefs>
     <ds:schemaRef ds:uri="http://schemas.openxmlformats.org/officeDocument/2006/bibliography"/>
   </ds:schemaRefs>
